--- a/docs/SRS-Booking-Platform.docx
+++ b/docs/SRS-Booking-Platform.docx
@@ -5,20 +5,32 @@
     <w:p>
       <w:pPr>
         <w:pStyle w:val="Heading1"/>
-      </w:pPr>
-      <w:r>
+        <w:jc w:val="center"/>
+        <w:rPr>
+          <w:sz w:val="38"/>
+          <w:szCs w:val="40"/>
+        </w:rPr>
+      </w:pPr>
+      <w:r>
+        <w:rPr>
+          <w:sz w:val="38"/>
+          <w:szCs w:val="40"/>
+        </w:rPr>
         <w:t>Software Requirements Specification</w:t>
       </w:r>
-      <w:r>
-        <w:t xml:space="preserve"> (SRS)</w:t>
-      </w:r>
     </w:p>
     <w:p>
       <w:pPr>
         <w:pStyle w:val="Heading2"/>
       </w:pPr>
       <w:r>
-        <w:t>Booking Platform REST API — EN2H Technical Assessment</w:t>
+        <w:t xml:space="preserve">Booking Platform REST API </w:t>
+      </w:r>
+      <w:r>
+        <w:t>-</w:t>
+      </w:r>
+      <w:r>
+        <w:t xml:space="preserve"> EN2H Technical Assessment</w:t>
       </w:r>
     </w:p>
     <w:p>
@@ -32,7 +44,7 @@
         <w:t>Date:</w:t>
       </w:r>
       <w:r>
-        <w:t xml:space="preserve"> 9 July 2026 </w:t>
+        <w:t xml:space="preserve"> 12 July 2026 </w:t>
       </w:r>
       <w:r>
         <w:rPr>
@@ -49,7 +61,7 @@
       </w:r>
       <w:proofErr w:type="spellEnd"/>
       <w:r>
-        <w:t>, TypeScript, PostgreSQL, Prisma ORM, JWT</w:t>
+        <w:t>, TypeScript, PostgreSQL, Prisma ORM, JWT (Argon2 Hashing)</w:t>
       </w:r>
     </w:p>
     <w:p>
@@ -78,13 +90,13 @@
         <w:pStyle w:val="BodyText"/>
       </w:pPr>
       <w:r>
-        <w:t xml:space="preserve">This document specifies the functional and non-functional requirements for a Booking Platform REST API. The platform lets authenticated users manage </w:t>
+        <w:t xml:space="preserve">This document specifies the functional and non-functional requirements for the Booking Platform REST API. The platform allows authenticated users (merchants) to manage </w:t>
       </w:r>
       <w:r>
         <w:t>services and</w:t>
       </w:r>
       <w:r>
-        <w:t xml:space="preserve"> lets customers (authenticated or not) create and manage bookings against those services.</w:t>
+        <w:t xml:space="preserve"> allows customers to create and manage reservations (bookings) against those services.</w:t>
       </w:r>
     </w:p>
     <w:p>
@@ -100,13 +112,7 @@
         <w:pStyle w:val="BodyText"/>
       </w:pPr>
       <w:r>
-        <w:t>The system exposes a REST API onl</w:t>
-      </w:r>
-      <w:r>
-        <w:t>y</w:t>
-      </w:r>
-      <w:r>
-        <w:t>. It covers:</w:t>
+        <w:t>The system exposes a REST API only. It covers:</w:t>
       </w:r>
     </w:p>
     <w:p>
@@ -121,7 +127,7 @@
         </w:tabs>
       </w:pPr>
       <w:r>
-        <w:t>User registration and login (JWT authentication)</w:t>
+        <w:t>User registration and login (dual JWT token authentication with rotation)</w:t>
       </w:r>
     </w:p>
     <w:p>
@@ -136,7 +142,10 @@
         </w:tabs>
       </w:pPr>
       <w:r>
-        <w:t>Service CRUD, restricted to authenticated users</w:t>
+        <w:t xml:space="preserve">Service CRUD, restricted to authenticated </w:t>
+      </w:r>
+      <w:r>
+        <w:t>users</w:t>
       </w:r>
     </w:p>
     <w:p>
@@ -151,7 +160,7 @@
         </w:tabs>
       </w:pPr>
       <w:r>
-        <w:t>Booking CRUD, with public booking creation and protected booking management</w:t>
+        <w:t>Booking management, including public booking creation and protected merchant actions (view, status updates, cancellations)</w:t>
       </w:r>
     </w:p>
     <w:p>
@@ -259,7 +268,7 @@
               <w:pStyle w:val="TableContents"/>
             </w:pPr>
             <w:r>
-              <w:t>A registered account holder who manages services (e.g. a business owner or staff member)</w:t>
+              <w:t>A registered account holder (merchant) who manages services and reviews bookings.</w:t>
             </w:r>
           </w:p>
         </w:tc>
@@ -296,21 +305,7 @@
               <w:pStyle w:val="TableContents"/>
             </w:pPr>
             <w:r>
-              <w:t xml:space="preserve">The person a booking is made for. Not a </w:t>
-            </w:r>
-            <w:proofErr w:type="gramStart"/>
-            <w:r>
-              <w:t>User</w:t>
-            </w:r>
-            <w:proofErr w:type="gramEnd"/>
-            <w:r>
-              <w:t xml:space="preserve"> account</w:t>
-            </w:r>
-            <w:r>
-              <w:t>,</w:t>
-            </w:r>
-            <w:r>
-              <w:t xml:space="preserve"> just name/email/phone on the Booking record</w:t>
+              <w:t>A guest booking a service. Does not require a registered user account.</w:t>
             </w:r>
           </w:p>
         </w:tc>
@@ -347,7 +342,7 @@
               <w:pStyle w:val="TableContents"/>
             </w:pPr>
             <w:r>
-              <w:t>A bookable offering (e.g. "Haircut — 30 min — LKR 1500")</w:t>
+              <w:t>A bookable offering defined by a duration, price, and active status.</w:t>
             </w:r>
           </w:p>
         </w:tc>
@@ -384,7 +379,7 @@
               <w:pStyle w:val="TableContents"/>
             </w:pPr>
             <w:r>
-              <w:t>A reservation of a Service by a Customer for a specific date/time</w:t>
+              <w:t>A scheduled reservation of a Service for a specific customer on a date/time slot.</w:t>
             </w:r>
           </w:p>
         </w:tc>
@@ -431,7 +426,7 @@
         <w:rPr>
           <w:b/>
         </w:rPr>
-        <w:t>Guest</w:t>
+        <w:t>Guest (Customer)</w:t>
       </w:r>
       <w:r>
         <w:t xml:space="preserve"> </w:t>
@@ -440,7 +435,7 @@
         <w:t>-</w:t>
       </w:r>
       <w:r>
-        <w:t xml:space="preserve"> unauthenticated caller. Can register, log in, view services, and create a booking.</w:t>
+        <w:t xml:space="preserve"> Unauthenticated caller. Can register as a user, log in, or create a service booking.</w:t>
       </w:r>
     </w:p>
     <w:p>
@@ -458,7 +453,7 @@
         <w:rPr>
           <w:b/>
         </w:rPr>
-        <w:t>Registered user</w:t>
+        <w:t>Registered User (Merchant)</w:t>
       </w:r>
       <w:r>
         <w:t xml:space="preserve"> </w:t>
@@ -467,17 +462,8 @@
         <w:t>-</w:t>
       </w:r>
       <w:r>
-        <w:t xml:space="preserve"> authenticated via JWT. Can additionally create/update/delete services and manage all bookings (view, update status, cancel).</w:t>
-      </w:r>
-    </w:p>
-    <w:p>
-      <w:pPr>
-        <w:pStyle w:val="BodyText"/>
-        <w:tabs>
-          <w:tab w:val="left" w:pos="709"/>
-        </w:tabs>
-        <w:ind w:left="709"/>
-      </w:pPr>
+        <w:t xml:space="preserve"> Authenticated via JWT. Can create/update/delete services, and list/retrieve/cancel/update statuses of bookings.</w:t>
+      </w:r>
     </w:p>
     <w:p>
       <w:pPr>
@@ -504,10 +490,58 @@
         </w:tabs>
       </w:pPr>
       <w:r>
-        <w:t>There is a single class of registered user (no admin/staff role split)</w:t>
-      </w:r>
-      <w:r>
-        <w:t>.</w:t>
+        <w:rPr>
+          <w:b/>
+        </w:rPr>
+        <w:t>Access Control</w:t>
+      </w:r>
+      <w:r>
+        <w:t>: Service management routes (</w:t>
+      </w:r>
+      <w:r>
+        <w:rPr>
+          <w:rFonts w:ascii="Liberation Mono" w:hAnsi="Liberation Mono"/>
+        </w:rPr>
+        <w:t>GET</w:t>
+      </w:r>
+      <w:r>
+        <w:t xml:space="preserve">, </w:t>
+      </w:r>
+      <w:r>
+        <w:rPr>
+          <w:rFonts w:ascii="Liberation Mono" w:hAnsi="Liberation Mono"/>
+        </w:rPr>
+        <w:t>POST</w:t>
+      </w:r>
+      <w:r>
+        <w:t xml:space="preserve">, </w:t>
+      </w:r>
+      <w:r>
+        <w:rPr>
+          <w:rFonts w:ascii="Liberation Mono" w:hAnsi="Liberation Mono"/>
+        </w:rPr>
+        <w:t>PATCH</w:t>
+      </w:r>
+      <w:r>
+        <w:t xml:space="preserve">, </w:t>
+      </w:r>
+      <w:r>
+        <w:rPr>
+          <w:rFonts w:ascii="Liberation Mono" w:hAnsi="Liberation Mono"/>
+        </w:rPr>
+        <w:t>DELETE</w:t>
+      </w:r>
+      <w:r>
+        <w:t xml:space="preserve"> /services) are restricted to authenticated </w:t>
+      </w:r>
+      <w:r>
+        <w:t xml:space="preserve">users </w:t>
+      </w:r>
+      <w:r>
+        <w:t>to protect service list modification.</w:t>
+      </w:r>
+      <w:r>
+        <w:t xml:space="preserve"> And other Booking management methods are only allowed to registered users.</w:t>
       </w:r>
     </w:p>
     <w:p>
@@ -522,21 +556,13 @@
         </w:tabs>
       </w:pPr>
       <w:r>
-        <w:t>A Service optionally records which user created it (</w:t>
-      </w:r>
-      <w:proofErr w:type="spellStart"/>
-      <w:r>
-        <w:rPr>
-          <w:rFonts w:ascii="Liberation Mono" w:hAnsi="Liberation Mono"/>
-        </w:rPr>
-        <w:t>createdById</w:t>
-      </w:r>
-      <w:proofErr w:type="spellEnd"/>
-      <w:r>
-        <w:t>), for traceability, but any authenticated user can manage any service</w:t>
-      </w:r>
-      <w:r>
-        <w:t>.</w:t>
+        <w:rPr>
+          <w:b/>
+        </w:rPr>
+        <w:t>Booking Creation</w:t>
+      </w:r>
+      <w:r>
+        <w:t>: Open to the public without authentication to allow frictionless customer reservations.</w:t>
       </w:r>
     </w:p>
     <w:p>
@@ -550,37 +576,16 @@
           <w:tab w:val="left" w:pos="709"/>
         </w:tabs>
       </w:pPr>
-      <w:r>
-        <w:t xml:space="preserve">Booking read/update endpoints require authentication, since the spec only explicitly makes </w:t>
-      </w:r>
-      <w:r>
-        <w:rPr>
-          <w:i/>
-        </w:rPr>
-        <w:t>creation</w:t>
-      </w:r>
-      <w:r>
-        <w:t xml:space="preserve"> public ("Customers can create bookings without authentication").</w:t>
-      </w:r>
-    </w:p>
-    <w:p>
-      <w:pPr>
-        <w:pStyle w:val="BodyText"/>
-        <w:numPr>
-          <w:ilvl w:val="0"/>
-          <w:numId w:val="4"/>
-        </w:numPr>
-        <w:tabs>
-          <w:tab w:val="left" w:pos="709"/>
-        </w:tabs>
-      </w:pPr>
       <w:proofErr w:type="spellStart"/>
       <w:r>
+        <w:rPr>
+          <w:b/>
+        </w:rPr>
         <w:t>Timezone</w:t>
       </w:r>
       <w:proofErr w:type="spellEnd"/>
       <w:r>
-        <w:t xml:space="preserve">: all </w:t>
+        <w:t>: Dates (</w:t>
       </w:r>
       <w:proofErr w:type="spellStart"/>
       <w:r>
@@ -591,7 +596,7 @@
       </w:r>
       <w:proofErr w:type="spellEnd"/>
       <w:r>
-        <w:t>/</w:t>
+        <w:t>) and times (</w:t>
       </w:r>
       <w:proofErr w:type="spellStart"/>
       <w:r>
@@ -602,19 +607,20 @@
       </w:r>
       <w:proofErr w:type="spellEnd"/>
       <w:r>
-        <w:t xml:space="preserve"> are stored and compared in UTC</w:t>
-      </w:r>
-      <w:r>
-        <w:t>.</w:t>
-      </w:r>
-    </w:p>
-    <w:p>
-      <w:pPr>
-        <w:pStyle w:val="BodyText"/>
-        <w:tabs>
-          <w:tab w:val="left" w:pos="709"/>
-        </w:tabs>
-        <w:ind w:left="709"/>
+        <w:t xml:space="preserve">) are normalized to UTC to prevent </w:t>
+      </w:r>
+      <w:proofErr w:type="spellStart"/>
+      <w:r>
+        <w:t>timezone</w:t>
+      </w:r>
+      <w:proofErr w:type="spellEnd"/>
+      <w:r>
+        <w:t xml:space="preserve"> boundary bugs. The booking date is validated at midnight UTC of the current calendar day.</w:t>
+      </w:r>
+    </w:p>
+    <w:p>
+      <w:pPr>
+        <w:pStyle w:val="HorizontalLine"/>
       </w:pPr>
     </w:p>
     <w:p>
@@ -630,27 +636,14 @@
         <w:pStyle w:val="BodyText"/>
       </w:pPr>
       <w:r>
-        <w:t xml:space="preserve">The diagram above shows the two actors and the eight use cases. Registered users inherit every Guest use case plus service and booking management. </w:t>
-      </w:r>
-    </w:p>
-    <w:p>
-      <w:pPr>
-        <w:pStyle w:val="BodyText"/>
-      </w:pPr>
-    </w:p>
-    <w:p>
-      <w:pPr>
-        <w:pStyle w:val="BodyText"/>
-      </w:pPr>
-      <w:r>
         <w:rPr>
           <w:noProof/>
         </w:rPr>
         <w:drawing>
-          <wp:inline distT="0" distB="0" distL="0" distR="0" wp14:anchorId="5872B454" wp14:editId="1CE110AA">
+          <wp:inline distT="0" distB="0" distL="0" distR="0" wp14:anchorId="4F4E946A" wp14:editId="29D8DA8B">
             <wp:extent cx="6120130" cy="5366385"/>
             <wp:effectExtent l="0" t="0" r="1270" b="5715"/>
-            <wp:docPr id="1617071215" name="Picture 2"/>
+            <wp:docPr id="615927177" name="Picture 1"/>
             <wp:cNvGraphicFramePr>
               <a:graphicFrameLocks xmlns:a="http://schemas.openxmlformats.org/drawingml/2006/main" noChangeAspect="1"/>
             </wp:cNvGraphicFramePr>
@@ -658,7 +651,7 @@
               <a:graphicData uri="http://schemas.openxmlformats.org/drawingml/2006/picture">
                 <pic:pic xmlns:pic="http://schemas.openxmlformats.org/drawingml/2006/picture">
                   <pic:nvPicPr>
-                    <pic:cNvPr id="1617071215" name="Picture 1617071215"/>
+                    <pic:cNvPr id="615927177" name="Picture 615927177"/>
                     <pic:cNvPicPr/>
                   </pic:nvPicPr>
                   <pic:blipFill>
@@ -691,6 +684,16 @@
     </w:p>
     <w:p>
       <w:pPr>
+        <w:pStyle w:val="HorizontalLine"/>
+      </w:pPr>
+    </w:p>
+    <w:p>
+      <w:pPr>
+        <w:pStyle w:val="BodyText"/>
+      </w:pPr>
+    </w:p>
+    <w:p>
+      <w:pPr>
         <w:pStyle w:val="BodyText"/>
       </w:pPr>
     </w:p>
@@ -707,145 +710,28 @@
       <w:pPr>
         <w:pStyle w:val="BodyText"/>
       </w:pPr>
-      <w:r>
-        <w:t>Shown above. Summary:</w:t>
-      </w:r>
-    </w:p>
-    <w:p>
-      <w:pPr>
-        <w:pStyle w:val="BodyText"/>
-        <w:numPr>
-          <w:ilvl w:val="0"/>
-          <w:numId w:val="5"/>
-        </w:numPr>
-        <w:tabs>
-          <w:tab w:val="left" w:pos="709"/>
-        </w:tabs>
-      </w:pPr>
-      <w:r>
-        <w:rPr>
-          <w:b/>
-        </w:rPr>
-        <w:t xml:space="preserve">User (1) </w:t>
-      </w:r>
-      <w:r>
-        <w:rPr>
-          <w:b/>
-        </w:rPr>
-        <w:t>-</w:t>
-      </w:r>
-      <w:r>
-        <w:rPr>
-          <w:b/>
-        </w:rPr>
-        <w:t xml:space="preserve"> Service (many)</w:t>
-      </w:r>
-      <w:r>
-        <w:t>: a user may create many services (</w:t>
-      </w:r>
-      <w:proofErr w:type="spellStart"/>
-      <w:r>
-        <w:rPr>
-          <w:rFonts w:ascii="Liberation Mono" w:hAnsi="Liberation Mono"/>
-        </w:rPr>
-        <w:t>createdById</w:t>
-      </w:r>
-      <w:proofErr w:type="spellEnd"/>
-      <w:r>
-        <w:t>, nullable to keep service creation decoupled from a hard ownership constraint if the field is dropped later).</w:t>
-      </w:r>
-    </w:p>
-    <w:p>
-      <w:pPr>
-        <w:pStyle w:val="BodyText"/>
-        <w:numPr>
-          <w:ilvl w:val="0"/>
-          <w:numId w:val="5"/>
-        </w:numPr>
-        <w:tabs>
-          <w:tab w:val="left" w:pos="709"/>
-        </w:tabs>
-      </w:pPr>
-      <w:r>
-        <w:rPr>
-          <w:b/>
-        </w:rPr>
-        <w:t xml:space="preserve">Service (1) </w:t>
-      </w:r>
-      <w:r>
-        <w:rPr>
-          <w:b/>
-        </w:rPr>
-        <w:t>-</w:t>
-      </w:r>
-      <w:r>
-        <w:rPr>
-          <w:b/>
-        </w:rPr>
-        <w:t xml:space="preserve"> Booking (many)</w:t>
-      </w:r>
-      <w:r>
-        <w:t>: a booking must reference exactly one existing service (</w:t>
-      </w:r>
-      <w:proofErr w:type="spellStart"/>
-      <w:r>
-        <w:rPr>
-          <w:rFonts w:ascii="Liberation Mono" w:hAnsi="Liberation Mono"/>
-        </w:rPr>
-        <w:t>serviceId</w:t>
-      </w:r>
-      <w:proofErr w:type="spellEnd"/>
-      <w:r>
-        <w:t xml:space="preserve">, </w:t>
-      </w:r>
-      <w:proofErr w:type="spellStart"/>
-      <w:r>
-        <w:rPr>
-          <w:rFonts w:ascii="Liberation Mono" w:hAnsi="Liberation Mono"/>
-        </w:rPr>
-        <w:t>onDelete</w:t>
-      </w:r>
-      <w:proofErr w:type="spellEnd"/>
-      <w:r>
-        <w:rPr>
-          <w:rFonts w:ascii="Liberation Mono" w:hAnsi="Liberation Mono"/>
-        </w:rPr>
-        <w:t>: Restrict</w:t>
-      </w:r>
-      <w:r>
-        <w:t xml:space="preserve"> </w:t>
-      </w:r>
-      <w:r>
-        <w:t>- User</w:t>
-      </w:r>
-      <w:r>
-        <w:t xml:space="preserve"> cannot delete a service that has bookings, which protects booking history integrity).</w:t>
-      </w:r>
-    </w:p>
-    <w:p>
-      <w:pPr>
-        <w:pStyle w:val="BodyText"/>
-        <w:tabs>
-          <w:tab w:val="left" w:pos="709"/>
-        </w:tabs>
+    </w:p>
+    <w:p>
+      <w:pPr>
+        <w:pStyle w:val="BodyText"/>
       </w:pPr>
       <w:r>
         <w:rPr>
           <w:noProof/>
         </w:rPr>
         <w:drawing>
-          <wp:anchor distT="0" distB="0" distL="114300" distR="114300" simplePos="0" relativeHeight="251658240" behindDoc="0" locked="0" layoutInCell="1" allowOverlap="1" wp14:anchorId="6C7D517E" wp14:editId="76BF0794">
+          <wp:anchor distT="0" distB="0" distL="114300" distR="114300" simplePos="0" relativeHeight="251658240" behindDoc="0" locked="0" layoutInCell="1" allowOverlap="1" wp14:anchorId="0259BEF8" wp14:editId="1BCD30E1">
             <wp:simplePos x="0" y="0"/>
             <wp:positionH relativeFrom="column">
-              <wp:posOffset>2230755</wp:posOffset>
+              <wp:posOffset>1467485</wp:posOffset>
             </wp:positionH>
             <wp:positionV relativeFrom="paragraph">
-              <wp:posOffset>60960</wp:posOffset>
+              <wp:posOffset>51616</wp:posOffset>
             </wp:positionV>
-            <wp:extent cx="1468755" cy="7149465"/>
-            <wp:effectExtent l="0" t="0" r="4445" b="635"/>
+            <wp:extent cx="2922270" cy="8295005"/>
+            <wp:effectExtent l="0" t="0" r="0" b="0"/>
             <wp:wrapSquare wrapText="bothSides"/>
-            <wp:docPr id="414471308" name="Picture 3"/>
+            <wp:docPr id="1931364858" name="Picture 2"/>
             <wp:cNvGraphicFramePr>
               <a:graphicFrameLocks xmlns:a="http://schemas.openxmlformats.org/drawingml/2006/main" noChangeAspect="1"/>
             </wp:cNvGraphicFramePr>
@@ -853,7 +739,7 @@
               <a:graphicData uri="http://schemas.openxmlformats.org/drawingml/2006/picture">
                 <pic:pic xmlns:pic="http://schemas.openxmlformats.org/drawingml/2006/picture">
                   <pic:nvPicPr>
-                    <pic:cNvPr id="414471308" name="Picture 414471308"/>
+                    <pic:cNvPr id="1931364858" name="Picture 1931364858"/>
                     <pic:cNvPicPr/>
                   </pic:nvPicPr>
                   <pic:blipFill>
@@ -871,7 +757,7 @@
                   <pic:spPr>
                     <a:xfrm>
                       <a:off x="0" y="0"/>
-                      <a:ext cx="1468755" cy="7149465"/>
+                      <a:ext cx="2922270" cy="8295005"/>
                     </a:xfrm>
                     <a:prstGeom prst="rect">
                       <a:avLst/>
@@ -893,194 +779,2307 @@
     <w:p>
       <w:pPr>
         <w:pStyle w:val="BodyText"/>
+      </w:pPr>
+    </w:p>
+    <w:p>
+      <w:pPr>
+        <w:pStyle w:val="BodyText"/>
+      </w:pPr>
+    </w:p>
+    <w:p>
+      <w:pPr>
+        <w:pStyle w:val="BodyText"/>
+      </w:pPr>
+    </w:p>
+    <w:p>
+      <w:pPr>
+        <w:pStyle w:val="BodyText"/>
+      </w:pPr>
+    </w:p>
+    <w:p>
+      <w:pPr>
+        <w:pStyle w:val="BodyText"/>
+      </w:pPr>
+    </w:p>
+    <w:p>
+      <w:pPr>
+        <w:pStyle w:val="BodyText"/>
+      </w:pPr>
+    </w:p>
+    <w:p>
+      <w:pPr>
+        <w:pStyle w:val="BodyText"/>
+      </w:pPr>
+    </w:p>
+    <w:p>
+      <w:pPr>
+        <w:pStyle w:val="BodyText"/>
+      </w:pPr>
+    </w:p>
+    <w:p>
+      <w:pPr>
+        <w:pStyle w:val="BodyText"/>
+      </w:pPr>
+    </w:p>
+    <w:p>
+      <w:pPr>
+        <w:pStyle w:val="BodyText"/>
+      </w:pPr>
+    </w:p>
+    <w:p>
+      <w:pPr>
+        <w:pStyle w:val="BodyText"/>
+      </w:pPr>
+    </w:p>
+    <w:p>
+      <w:pPr>
+        <w:pStyle w:val="BodyText"/>
+      </w:pPr>
+    </w:p>
+    <w:p>
+      <w:pPr>
+        <w:pStyle w:val="BodyText"/>
+      </w:pPr>
+    </w:p>
+    <w:p>
+      <w:pPr>
+        <w:pStyle w:val="BodyText"/>
+      </w:pPr>
+    </w:p>
+    <w:p>
+      <w:pPr>
+        <w:pStyle w:val="BodyText"/>
+      </w:pPr>
+    </w:p>
+    <w:p>
+      <w:pPr>
+        <w:pStyle w:val="BodyText"/>
+      </w:pPr>
+    </w:p>
+    <w:p>
+      <w:pPr>
+        <w:pStyle w:val="BodyText"/>
+      </w:pPr>
+    </w:p>
+    <w:p>
+      <w:pPr>
+        <w:pStyle w:val="BodyText"/>
+      </w:pPr>
+    </w:p>
+    <w:p>
+      <w:pPr>
+        <w:pStyle w:val="BodyText"/>
+      </w:pPr>
+    </w:p>
+    <w:p>
+      <w:pPr>
+        <w:pStyle w:val="BodyText"/>
+      </w:pPr>
+    </w:p>
+    <w:p>
+      <w:pPr>
+        <w:pStyle w:val="BodyText"/>
+      </w:pPr>
+    </w:p>
+    <w:p>
+      <w:pPr>
+        <w:pStyle w:val="BodyText"/>
+      </w:pPr>
+    </w:p>
+    <w:p>
+      <w:pPr>
+        <w:pStyle w:val="BodyText"/>
+      </w:pPr>
+    </w:p>
+    <w:p>
+      <w:pPr>
+        <w:pStyle w:val="BodyText"/>
+      </w:pPr>
+    </w:p>
+    <w:p>
+      <w:pPr>
+        <w:pStyle w:val="BodyText"/>
+      </w:pPr>
+    </w:p>
+    <w:p>
+      <w:pPr>
+        <w:pStyle w:val="BodyText"/>
+      </w:pPr>
+    </w:p>
+    <w:p>
+      <w:pPr>
+        <w:pStyle w:val="BodyText"/>
+      </w:pPr>
+    </w:p>
+    <w:p>
+      <w:pPr>
+        <w:pStyle w:val="BodyText"/>
+      </w:pPr>
+    </w:p>
+    <w:p>
+      <w:pPr>
+        <w:pStyle w:val="BodyText"/>
+      </w:pPr>
+    </w:p>
+    <w:p>
+      <w:pPr>
+        <w:pStyle w:val="HorizontalLine"/>
+      </w:pPr>
+    </w:p>
+    <w:p>
+      <w:pPr>
+        <w:pStyle w:val="Heading2"/>
+      </w:pPr>
+      <w:r>
+        <w:t>5. System Architecture</w:t>
+      </w:r>
+    </w:p>
+    <w:p>
+      <w:pPr>
+        <w:pStyle w:val="BodyText"/>
+      </w:pPr>
+      <w:r>
+        <w:t>Request filter and transformation lifecycle flow:</w:t>
+      </w:r>
+    </w:p>
+    <w:p>
+      <w:pPr>
+        <w:pStyle w:val="BodyText"/>
+      </w:pPr>
+    </w:p>
+    <w:p>
+      <w:pPr>
+        <w:pStyle w:val="BodyText"/>
+      </w:pPr>
+      <w:r>
+        <w:rPr>
+          <w:noProof/>
+        </w:rPr>
+        <w:drawing>
+          <wp:anchor distT="0" distB="0" distL="114300" distR="114300" simplePos="0" relativeHeight="251660288" behindDoc="0" locked="0" layoutInCell="1" allowOverlap="1" wp14:anchorId="219C3D4B" wp14:editId="6EDB260D">
+            <wp:simplePos x="0" y="0"/>
+            <wp:positionH relativeFrom="column">
+              <wp:posOffset>593725</wp:posOffset>
+            </wp:positionH>
+            <wp:positionV relativeFrom="paragraph">
+              <wp:posOffset>156845</wp:posOffset>
+            </wp:positionV>
+            <wp:extent cx="4939030" cy="7409815"/>
+            <wp:effectExtent l="0" t="0" r="1270" b="0"/>
+            <wp:wrapSquare wrapText="bothSides"/>
+            <wp:docPr id="1990508970" name="Picture 1"/>
+            <wp:cNvGraphicFramePr>
+              <a:graphicFrameLocks xmlns:a="http://schemas.openxmlformats.org/drawingml/2006/main" noChangeAspect="1"/>
+            </wp:cNvGraphicFramePr>
+            <a:graphic xmlns:a="http://schemas.openxmlformats.org/drawingml/2006/main">
+              <a:graphicData uri="http://schemas.openxmlformats.org/drawingml/2006/picture">
+                <pic:pic xmlns:pic="http://schemas.openxmlformats.org/drawingml/2006/picture">
+                  <pic:nvPicPr>
+                    <pic:cNvPr id="1990508970" name="Picture 1990508970"/>
+                    <pic:cNvPicPr/>
+                  </pic:nvPicPr>
+                  <pic:blipFill>
+                    <a:blip r:embed="rId7">
+                      <a:extLst>
+                        <a:ext uri="{28A0092B-C50C-407E-A947-70E740481C1C}">
+                          <a14:useLocalDpi xmlns:a14="http://schemas.microsoft.com/office/drawing/2010/main" val="0"/>
+                        </a:ext>
+                      </a:extLst>
+                    </a:blip>
+                    <a:stretch>
+                      <a:fillRect/>
+                    </a:stretch>
+                  </pic:blipFill>
+                  <pic:spPr>
+                    <a:xfrm>
+                      <a:off x="0" y="0"/>
+                      <a:ext cx="4939030" cy="7409815"/>
+                    </a:xfrm>
+                    <a:prstGeom prst="rect">
+                      <a:avLst/>
+                    </a:prstGeom>
+                  </pic:spPr>
+                </pic:pic>
+              </a:graphicData>
+            </a:graphic>
+            <wp14:sizeRelH relativeFrom="page">
+              <wp14:pctWidth>0</wp14:pctWidth>
+            </wp14:sizeRelH>
+            <wp14:sizeRelV relativeFrom="page">
+              <wp14:pctHeight>0</wp14:pctHeight>
+            </wp14:sizeRelV>
+          </wp:anchor>
+        </w:drawing>
+      </w:r>
+    </w:p>
+    <w:p>
+      <w:pPr>
+        <w:pStyle w:val="BodyText"/>
+      </w:pPr>
+    </w:p>
+    <w:p>
+      <w:pPr>
+        <w:pStyle w:val="BodyText"/>
+      </w:pPr>
+    </w:p>
+    <w:p>
+      <w:pPr>
+        <w:pStyle w:val="BodyText"/>
+      </w:pPr>
+    </w:p>
+    <w:p>
+      <w:pPr>
+        <w:pStyle w:val="BodyText"/>
+      </w:pPr>
+    </w:p>
+    <w:p>
+      <w:pPr>
+        <w:pStyle w:val="BodyText"/>
+      </w:pPr>
+    </w:p>
+    <w:p>
+      <w:pPr>
+        <w:pStyle w:val="BodyText"/>
+      </w:pPr>
+    </w:p>
+    <w:p>
+      <w:pPr>
+        <w:pStyle w:val="BodyText"/>
+      </w:pPr>
+    </w:p>
+    <w:p>
+      <w:pPr>
+        <w:pStyle w:val="BodyText"/>
+      </w:pPr>
+    </w:p>
+    <w:p>
+      <w:pPr>
+        <w:pStyle w:val="BodyText"/>
+      </w:pPr>
+    </w:p>
+    <w:p>
+      <w:pPr>
+        <w:pStyle w:val="BodyText"/>
+      </w:pPr>
+    </w:p>
+    <w:p>
+      <w:pPr>
+        <w:pStyle w:val="BodyText"/>
+      </w:pPr>
+    </w:p>
+    <w:p>
+      <w:pPr>
+        <w:pStyle w:val="BodyText"/>
+      </w:pPr>
+    </w:p>
+    <w:p>
+      <w:pPr>
+        <w:pStyle w:val="BodyText"/>
+      </w:pPr>
+    </w:p>
+    <w:p>
+      <w:pPr>
+        <w:pStyle w:val="BodyText"/>
+      </w:pPr>
+    </w:p>
+    <w:p>
+      <w:pPr>
+        <w:pStyle w:val="BodyText"/>
+      </w:pPr>
+    </w:p>
+    <w:p>
+      <w:pPr>
+        <w:pStyle w:val="BodyText"/>
+      </w:pPr>
+    </w:p>
+    <w:p>
+      <w:pPr>
+        <w:pStyle w:val="BodyText"/>
+      </w:pPr>
+    </w:p>
+    <w:p>
+      <w:pPr>
+        <w:pStyle w:val="BodyText"/>
+      </w:pPr>
+    </w:p>
+    <w:p>
+      <w:pPr>
+        <w:pStyle w:val="BodyText"/>
+      </w:pPr>
+    </w:p>
+    <w:p>
+      <w:pPr>
+        <w:pStyle w:val="BodyText"/>
+      </w:pPr>
+    </w:p>
+    <w:p>
+      <w:pPr>
+        <w:pStyle w:val="BodyText"/>
+      </w:pPr>
+    </w:p>
+    <w:p>
+      <w:pPr>
+        <w:pStyle w:val="BodyText"/>
+      </w:pPr>
+    </w:p>
+    <w:p>
+      <w:pPr>
+        <w:pStyle w:val="BodyText"/>
+      </w:pPr>
+    </w:p>
+    <w:p>
+      <w:pPr>
+        <w:pStyle w:val="BodyText"/>
+      </w:pPr>
+    </w:p>
+    <w:p>
+      <w:pPr>
+        <w:pStyle w:val="BodyText"/>
+      </w:pPr>
+    </w:p>
+    <w:p>
+      <w:pPr>
+        <w:pStyle w:val="BodyText"/>
+      </w:pPr>
+    </w:p>
+    <w:p>
+      <w:pPr>
+        <w:pStyle w:val="HorizontalLine"/>
+      </w:pPr>
+    </w:p>
+    <w:p>
+      <w:pPr>
+        <w:pStyle w:val="Heading2"/>
+      </w:pPr>
+      <w:r>
+        <w:lastRenderedPageBreak/>
+        <w:t>6. Non-Functional Requirements</w:t>
+      </w:r>
+    </w:p>
+    <w:tbl>
+      <w:tblPr>
+        <w:tblW w:w="5000" w:type="pct"/>
+        <w:tblInd w:w="-5" w:type="dxa"/>
+        <w:tblLayout w:type="fixed"/>
+        <w:tblCellMar>
+          <w:top w:w="55" w:type="dxa"/>
+          <w:left w:w="55" w:type="dxa"/>
+          <w:bottom w:w="55" w:type="dxa"/>
+          <w:right w:w="55" w:type="dxa"/>
+        </w:tblCellMar>
+        <w:tblLook w:val="0000" w:firstRow="0" w:lastRow="0" w:firstColumn="0" w:lastColumn="0" w:noHBand="0" w:noVBand="0"/>
+      </w:tblPr>
+      <w:tblGrid>
+        <w:gridCol w:w="4814"/>
+        <w:gridCol w:w="4814"/>
+      </w:tblGrid>
+      <w:tr>
+        <w:trPr>
+          <w:tblHeader/>
+        </w:trPr>
+        <w:tc>
+          <w:tcPr>
+            <w:tcW w:w="4819" w:type="dxa"/>
+            <w:tcBorders>
+              <w:top w:val="single" w:sz="4" w:space="0" w:color="000000"/>
+              <w:left w:val="single" w:sz="4" w:space="0" w:color="000000"/>
+              <w:bottom w:val="single" w:sz="4" w:space="0" w:color="000000"/>
+            </w:tcBorders>
+          </w:tcPr>
+          <w:p>
+            <w:pPr>
+              <w:pStyle w:val="TableHeading"/>
+              <w:jc w:val="left"/>
+            </w:pPr>
+            <w:r>
+              <w:t>Category</w:t>
+            </w:r>
+          </w:p>
+        </w:tc>
+        <w:tc>
+          <w:tcPr>
+            <w:tcW w:w="4819" w:type="dxa"/>
+            <w:tcBorders>
+              <w:top w:val="single" w:sz="4" w:space="0" w:color="000000"/>
+              <w:left w:val="single" w:sz="4" w:space="0" w:color="000000"/>
+              <w:bottom w:val="single" w:sz="4" w:space="0" w:color="000000"/>
+              <w:right w:val="single" w:sz="4" w:space="0" w:color="000000"/>
+            </w:tcBorders>
+          </w:tcPr>
+          <w:p>
+            <w:pPr>
+              <w:pStyle w:val="TableHeading"/>
+              <w:jc w:val="left"/>
+            </w:pPr>
+            <w:r>
+              <w:t>Requirement</w:t>
+            </w:r>
+          </w:p>
+        </w:tc>
+      </w:tr>
+      <w:tr>
+        <w:tc>
+          <w:tcPr>
+            <w:tcW w:w="4819" w:type="dxa"/>
+            <w:tcBorders>
+              <w:left w:val="single" w:sz="4" w:space="0" w:color="000000"/>
+              <w:bottom w:val="single" w:sz="4" w:space="0" w:color="000000"/>
+            </w:tcBorders>
+          </w:tcPr>
+          <w:p>
+            <w:pPr>
+              <w:pStyle w:val="TableContents"/>
+            </w:pPr>
+            <w:r>
+              <w:rPr>
+                <w:b/>
+              </w:rPr>
+              <w:t>Security</w:t>
+            </w:r>
+          </w:p>
+        </w:tc>
+        <w:tc>
+          <w:tcPr>
+            <w:tcW w:w="4819" w:type="dxa"/>
+            <w:tcBorders>
+              <w:left w:val="single" w:sz="4" w:space="0" w:color="000000"/>
+              <w:bottom w:val="single" w:sz="4" w:space="0" w:color="000000"/>
+              <w:right w:val="single" w:sz="4" w:space="0" w:color="000000"/>
+            </w:tcBorders>
+          </w:tcPr>
+          <w:p>
+            <w:pPr>
+              <w:pStyle w:val="TableContents"/>
+            </w:pPr>
+            <w:r>
+              <w:t xml:space="preserve">Passwords and refresh tokens are hashed using </w:t>
+            </w:r>
+            <w:r>
+              <w:rPr>
+                <w:b/>
+              </w:rPr>
+              <w:t>Argon2id</w:t>
+            </w:r>
+            <w:r>
+              <w:t>. Authentication utilizes dual JWTs: short-lived Access Tokens (15 min) and long-lived Refresh Tokens (7 days) with token rotation. Authenticated routes require standard Bearer Authorization headers.</w:t>
+            </w:r>
+          </w:p>
+        </w:tc>
+      </w:tr>
+      <w:tr>
+        <w:tc>
+          <w:tcPr>
+            <w:tcW w:w="4819" w:type="dxa"/>
+            <w:tcBorders>
+              <w:left w:val="single" w:sz="4" w:space="0" w:color="000000"/>
+              <w:bottom w:val="single" w:sz="4" w:space="0" w:color="000000"/>
+            </w:tcBorders>
+          </w:tcPr>
+          <w:p>
+            <w:pPr>
+              <w:pStyle w:val="TableContents"/>
+            </w:pPr>
+            <w:r>
+              <w:rPr>
+                <w:b/>
+              </w:rPr>
+              <w:t>Scalability</w:t>
+            </w:r>
+          </w:p>
+        </w:tc>
+        <w:tc>
+          <w:tcPr>
+            <w:tcW w:w="4819" w:type="dxa"/>
+            <w:tcBorders>
+              <w:left w:val="single" w:sz="4" w:space="0" w:color="000000"/>
+              <w:bottom w:val="single" w:sz="4" w:space="0" w:color="000000"/>
+              <w:right w:val="single" w:sz="4" w:space="0" w:color="000000"/>
+            </w:tcBorders>
+          </w:tcPr>
+          <w:p>
+            <w:pPr>
+              <w:pStyle w:val="TableContents"/>
+            </w:pPr>
+            <w:r>
+              <w:t>Cursor-based pagination (</w:t>
+            </w:r>
+            <w:r>
+              <w:rPr>
+                <w:rFonts w:ascii="Liberation Mono" w:hAnsi="Liberation Mono"/>
+              </w:rPr>
+              <w:t>limit</w:t>
+            </w:r>
+            <w:r>
+              <w:t xml:space="preserve">, </w:t>
+            </w:r>
+            <w:r>
+              <w:rPr>
+                <w:rFonts w:ascii="Liberation Mono" w:hAnsi="Liberation Mono"/>
+              </w:rPr>
+              <w:t>cursor</w:t>
+            </w:r>
+            <w:r>
+              <w:t xml:space="preserve">) on </w:t>
+            </w:r>
+            <w:r>
+              <w:rPr>
+                <w:rFonts w:ascii="Liberation Mono" w:hAnsi="Liberation Mono"/>
+              </w:rPr>
+              <w:t>/bookings</w:t>
+            </w:r>
+            <w:r>
+              <w:t xml:space="preserve"> replaces offset pagination, ensuring stable </w:t>
+            </w:r>
+            <w:proofErr w:type="gramStart"/>
+            <w:r>
+              <w:rPr>
+                <w:rFonts w:ascii="Liberation Mono" w:hAnsi="Liberation Mono"/>
+              </w:rPr>
+              <w:t>O(</w:t>
+            </w:r>
+            <w:proofErr w:type="gramEnd"/>
+            <w:r>
+              <w:rPr>
+                <w:rFonts w:ascii="Liberation Mono" w:hAnsi="Liberation Mono"/>
+              </w:rPr>
+              <w:t>1)</w:t>
+            </w:r>
+            <w:r>
+              <w:t xml:space="preserve"> query lookups</w:t>
+            </w:r>
+            <w:r>
+              <w:t>.</w:t>
+            </w:r>
+          </w:p>
+        </w:tc>
+      </w:tr>
+      <w:tr>
+        <w:tc>
+          <w:tcPr>
+            <w:tcW w:w="4819" w:type="dxa"/>
+            <w:tcBorders>
+              <w:left w:val="single" w:sz="4" w:space="0" w:color="000000"/>
+              <w:bottom w:val="single" w:sz="4" w:space="0" w:color="000000"/>
+            </w:tcBorders>
+          </w:tcPr>
+          <w:p>
+            <w:pPr>
+              <w:pStyle w:val="TableContents"/>
+            </w:pPr>
+            <w:r>
+              <w:rPr>
+                <w:b/>
+              </w:rPr>
+              <w:t>Reliability</w:t>
+            </w:r>
+          </w:p>
+        </w:tc>
+        <w:tc>
+          <w:tcPr>
+            <w:tcW w:w="4819" w:type="dxa"/>
+            <w:tcBorders>
+              <w:left w:val="single" w:sz="4" w:space="0" w:color="000000"/>
+              <w:bottom w:val="single" w:sz="4" w:space="0" w:color="000000"/>
+              <w:right w:val="single" w:sz="4" w:space="0" w:color="000000"/>
+            </w:tcBorders>
+          </w:tcPr>
+          <w:p>
+            <w:pPr>
+              <w:pStyle w:val="TableContents"/>
+            </w:pPr>
+            <w:r>
+              <w:t xml:space="preserve">A composite database unique constraint </w:t>
+            </w:r>
+            <w:r>
+              <w:rPr>
+                <w:rFonts w:ascii="Liberation Mono" w:hAnsi="Liberation Mono"/>
+              </w:rPr>
+              <w:t>@@</w:t>
+            </w:r>
+            <w:proofErr w:type="gramStart"/>
+            <w:r>
+              <w:rPr>
+                <w:rFonts w:ascii="Liberation Mono" w:hAnsi="Liberation Mono"/>
+              </w:rPr>
+              <w:t>unique(</w:t>
+            </w:r>
+            <w:proofErr w:type="gramEnd"/>
+            <w:r>
+              <w:rPr>
+                <w:rFonts w:ascii="Liberation Mono" w:hAnsi="Liberation Mono"/>
+              </w:rPr>
+              <w:t xml:space="preserve">[serviceId, </w:t>
+            </w:r>
+            <w:proofErr w:type="spellStart"/>
+            <w:r>
+              <w:rPr>
+                <w:rFonts w:ascii="Liberation Mono" w:hAnsi="Liberation Mono"/>
+              </w:rPr>
+              <w:t>bookingDate</w:t>
+            </w:r>
+            <w:proofErr w:type="spellEnd"/>
+            <w:r>
+              <w:rPr>
+                <w:rFonts w:ascii="Liberation Mono" w:hAnsi="Liberation Mono"/>
+              </w:rPr>
+              <w:t xml:space="preserve">, </w:t>
+            </w:r>
+            <w:proofErr w:type="spellStart"/>
+            <w:r>
+              <w:rPr>
+                <w:rFonts w:ascii="Liberation Mono" w:hAnsi="Liberation Mono"/>
+              </w:rPr>
+              <w:t>bookingTime</w:t>
+            </w:r>
+            <w:proofErr w:type="spellEnd"/>
+            <w:r>
+              <w:rPr>
+                <w:rFonts w:ascii="Liberation Mono" w:hAnsi="Liberation Mono"/>
+              </w:rPr>
+              <w:t>])</w:t>
+            </w:r>
+            <w:r>
+              <w:t xml:space="preserve"> protects against slot double-bookings during concurrent transactions.</w:t>
+            </w:r>
+          </w:p>
+        </w:tc>
+      </w:tr>
+      <w:tr>
+        <w:tc>
+          <w:tcPr>
+            <w:tcW w:w="4819" w:type="dxa"/>
+            <w:tcBorders>
+              <w:left w:val="single" w:sz="4" w:space="0" w:color="000000"/>
+              <w:bottom w:val="single" w:sz="4" w:space="0" w:color="000000"/>
+            </w:tcBorders>
+          </w:tcPr>
+          <w:p>
+            <w:pPr>
+              <w:pStyle w:val="TableContents"/>
+            </w:pPr>
+            <w:r>
+              <w:rPr>
+                <w:b/>
+              </w:rPr>
+              <w:t>Error Handling</w:t>
+            </w:r>
+          </w:p>
+        </w:tc>
+        <w:tc>
+          <w:tcPr>
+            <w:tcW w:w="4819" w:type="dxa"/>
+            <w:tcBorders>
+              <w:left w:val="single" w:sz="4" w:space="0" w:color="000000"/>
+              <w:bottom w:val="single" w:sz="4" w:space="0" w:color="000000"/>
+              <w:right w:val="single" w:sz="4" w:space="0" w:color="000000"/>
+            </w:tcBorders>
+          </w:tcPr>
+          <w:p>
+            <w:pPr>
+              <w:pStyle w:val="TableContents"/>
+            </w:pPr>
+            <w:r>
+              <w:t xml:space="preserve">A global </w:t>
+            </w:r>
+            <w:proofErr w:type="spellStart"/>
+            <w:r>
+              <w:rPr>
+                <w:rFonts w:ascii="Liberation Mono" w:hAnsi="Liberation Mono"/>
+              </w:rPr>
+              <w:t>AllExceptionsFilter</w:t>
+            </w:r>
+            <w:proofErr w:type="spellEnd"/>
+            <w:r>
+              <w:t xml:space="preserve"> catches all execution, database (Prisma P2002), and validation exceptions, mapping them to the standard envelope structure.</w:t>
+            </w:r>
+          </w:p>
+        </w:tc>
+      </w:tr>
+    </w:tbl>
+    <w:p>
+      <w:pPr>
+        <w:pStyle w:val="BodyText"/>
+      </w:pPr>
+    </w:p>
+    <w:p>
+      <w:pPr>
+        <w:pStyle w:val="BodyText"/>
+      </w:pPr>
+    </w:p>
+    <w:p>
+      <w:pPr>
+        <w:pStyle w:val="BodyText"/>
+      </w:pPr>
+    </w:p>
+    <w:p>
+      <w:pPr>
+        <w:pStyle w:val="BodyText"/>
+      </w:pPr>
+    </w:p>
+    <w:p>
+      <w:pPr>
+        <w:pStyle w:val="BodyText"/>
+      </w:pPr>
+    </w:p>
+    <w:p>
+      <w:pPr>
+        <w:pStyle w:val="BodyText"/>
+      </w:pPr>
+    </w:p>
+    <w:p>
+      <w:pPr>
+        <w:pStyle w:val="BodyText"/>
+      </w:pPr>
+    </w:p>
+    <w:p>
+      <w:pPr>
+        <w:pStyle w:val="BodyText"/>
+      </w:pPr>
+    </w:p>
+    <w:p>
+      <w:pPr>
+        <w:pStyle w:val="BodyText"/>
+      </w:pPr>
+    </w:p>
+    <w:p>
+      <w:pPr>
+        <w:pStyle w:val="BodyText"/>
+      </w:pPr>
+    </w:p>
+    <w:p>
+      <w:pPr>
+        <w:pStyle w:val="BodyText"/>
+      </w:pPr>
+    </w:p>
+    <w:p>
+      <w:pPr>
+        <w:pStyle w:val="BodyText"/>
+      </w:pPr>
+    </w:p>
+    <w:p>
+      <w:pPr>
+        <w:pStyle w:val="BodyText"/>
+      </w:pPr>
+    </w:p>
+    <w:p>
+      <w:pPr>
+        <w:pStyle w:val="BodyText"/>
+      </w:pPr>
+    </w:p>
+    <w:p>
+      <w:pPr>
+        <w:pStyle w:val="BodyText"/>
+      </w:pPr>
+    </w:p>
+    <w:p>
+      <w:pPr>
+        <w:pStyle w:val="BodyText"/>
+      </w:pPr>
+    </w:p>
+    <w:p>
+      <w:pPr>
+        <w:pStyle w:val="BodyText"/>
+      </w:pPr>
+    </w:p>
+    <w:p>
+      <w:pPr>
+        <w:pStyle w:val="BodyText"/>
+      </w:pPr>
+    </w:p>
+    <w:p>
+      <w:pPr>
+        <w:pStyle w:val="HorizontalLine"/>
+      </w:pPr>
+    </w:p>
+    <w:p>
+      <w:pPr>
+        <w:pStyle w:val="Heading2"/>
+      </w:pPr>
+      <w:r>
+        <w:t>7. API Contract</w:t>
+      </w:r>
+    </w:p>
+    <w:p>
+      <w:pPr>
+        <w:pStyle w:val="BodyText"/>
+      </w:pPr>
+      <w:r>
+        <w:t xml:space="preserve">Base URL: </w:t>
+      </w:r>
+      <w:r>
+        <w:rPr>
+          <w:rFonts w:ascii="Liberation Mono" w:hAnsi="Liberation Mono"/>
+        </w:rPr>
+        <w:t>/</w:t>
+      </w:r>
+      <w:proofErr w:type="spellStart"/>
+      <w:r>
+        <w:rPr>
+          <w:rFonts w:ascii="Liberation Mono" w:hAnsi="Liberation Mono"/>
+        </w:rPr>
+        <w:t>api</w:t>
+      </w:r>
+      <w:proofErr w:type="spellEnd"/>
+      <w:r>
+        <w:rPr>
+          <w:rFonts w:ascii="Liberation Mono" w:hAnsi="Liberation Mono"/>
+        </w:rPr>
+        <w:t>/v1</w:t>
+      </w:r>
+    </w:p>
+    <w:p>
+      <w:pPr>
+        <w:pStyle w:val="Heading3"/>
+      </w:pPr>
+      <w:r>
+        <w:t>7.1 Response Enveloping</w:t>
+      </w:r>
+    </w:p>
+    <w:p>
+      <w:pPr>
+        <w:pStyle w:val="Heading4"/>
+      </w:pPr>
+      <w:r>
+        <w:t>Success Envelope</w:t>
+      </w:r>
+    </w:p>
+    <w:p>
+      <w:pPr>
+        <w:pStyle w:val="PreformattedText"/>
+        <w:shd w:val="clear" w:color="auto" w:fill="E1E1E1"/>
+        <w:spacing w:after="283"/>
+      </w:pPr>
+      <w:r>
+        <w:t>{</w:t>
+      </w:r>
+      <w:r>
+        <w:br/>
+        <w:t xml:space="preserve">  "success": true,</w:t>
+      </w:r>
+      <w:r>
+        <w:br/>
+        <w:t xml:space="preserve">  "data": </w:t>
+      </w:r>
+      <w:proofErr w:type="gramStart"/>
+      <w:r>
+        <w:t>{ ...</w:t>
+      </w:r>
+      <w:proofErr w:type="gramEnd"/>
+      <w:r>
+        <w:t xml:space="preserve"> },</w:t>
+      </w:r>
+      <w:r>
+        <w:br/>
+        <w:t xml:space="preserve">  "meta": {</w:t>
+      </w:r>
+      <w:r>
+        <w:br/>
+        <w:t xml:space="preserve">    "</w:t>
+      </w:r>
+      <w:proofErr w:type="spellStart"/>
+      <w:r>
+        <w:t>requestId</w:t>
+      </w:r>
+      <w:proofErr w:type="spellEnd"/>
+      <w:r>
+        <w:t>": "req_5d70c8c5",</w:t>
+      </w:r>
+      <w:r>
+        <w:br/>
+        <w:t xml:space="preserve">    "timestamp": "2026-07-12T05:27:01.034Z",</w:t>
+      </w:r>
+      <w:r>
+        <w:br/>
+        <w:t xml:space="preserve">    "</w:t>
+      </w:r>
+      <w:proofErr w:type="spellStart"/>
+      <w:r>
+        <w:t>apiVersion</w:t>
+      </w:r>
+      <w:proofErr w:type="spellEnd"/>
+      <w:r>
+        <w:t>": "v1"</w:t>
+      </w:r>
+      <w:r>
+        <w:br/>
+        <w:t xml:space="preserve">  }</w:t>
+      </w:r>
+      <w:r>
+        <w:br/>
+        <w:t>}</w:t>
+      </w:r>
+    </w:p>
+    <w:p>
+      <w:pPr>
+        <w:pStyle w:val="Heading4"/>
+      </w:pPr>
+      <w:r>
+        <w:t>Error Envelope</w:t>
+      </w:r>
+    </w:p>
+    <w:p>
+      <w:pPr>
+        <w:pStyle w:val="PreformattedText"/>
+        <w:shd w:val="clear" w:color="auto" w:fill="E1E1E1"/>
+        <w:spacing w:after="283"/>
+      </w:pPr>
+      <w:r>
+        <w:t>{</w:t>
+      </w:r>
+      <w:r>
+        <w:br/>
+        <w:t xml:space="preserve">  "success": false,</w:t>
+      </w:r>
+      <w:r>
+        <w:br/>
+        <w:t xml:space="preserve">  "error": {</w:t>
+      </w:r>
+      <w:r>
+        <w:br/>
+        <w:t xml:space="preserve">    "</w:t>
+      </w:r>
+      <w:proofErr w:type="spellStart"/>
+      <w:r>
+        <w:t>statusCode</w:t>
+      </w:r>
+      <w:proofErr w:type="spellEnd"/>
+      <w:r>
+        <w:t>": 400,</w:t>
+      </w:r>
+      <w:r>
+        <w:br/>
+        <w:t xml:space="preserve">    "message": "Error details here"</w:t>
+      </w:r>
+      <w:r>
+        <w:br/>
+        <w:t xml:space="preserve">  },</w:t>
+      </w:r>
+      <w:r>
+        <w:br/>
+        <w:t xml:space="preserve">  "meta": {</w:t>
+      </w:r>
+      <w:r>
+        <w:br/>
+        <w:t xml:space="preserve">    "</w:t>
+      </w:r>
+      <w:proofErr w:type="spellStart"/>
+      <w:r>
+        <w:t>requestId</w:t>
+      </w:r>
+      <w:proofErr w:type="spellEnd"/>
+      <w:r>
+        <w:t>": "req_5d70c8c5",</w:t>
+      </w:r>
+      <w:r>
+        <w:br/>
+        <w:t xml:space="preserve">    "timestamp": "2026-07-12T05:27:01.034Z",</w:t>
+      </w:r>
+      <w:r>
+        <w:br/>
+        <w:t xml:space="preserve">    "</w:t>
+      </w:r>
+      <w:proofErr w:type="spellStart"/>
+      <w:r>
+        <w:t>apiVersion</w:t>
+      </w:r>
+      <w:proofErr w:type="spellEnd"/>
+      <w:r>
+        <w:t>": "v1"</w:t>
+      </w:r>
+      <w:r>
+        <w:br/>
+        <w:t xml:space="preserve">  }</w:t>
+      </w:r>
+      <w:r>
+        <w:br/>
+        <w:t>}</w:t>
+      </w:r>
+    </w:p>
+    <w:p>
+      <w:pPr>
+        <w:pStyle w:val="HorizontalLine"/>
+      </w:pPr>
+    </w:p>
+    <w:p>
+      <w:pPr>
+        <w:pStyle w:val="Heading3"/>
+      </w:pPr>
+      <w:r>
+        <w:t>7.2 Auth Endpoints</w:t>
+      </w:r>
+    </w:p>
+    <w:p>
+      <w:pPr>
+        <w:pStyle w:val="Heading4"/>
+      </w:pPr>
+      <w:r>
+        <w:rPr>
+          <w:rFonts w:ascii="Liberation Mono" w:hAnsi="Liberation Mono"/>
+        </w:rPr>
+        <w:t>POST /auth/register</w:t>
+      </w:r>
+    </w:p>
+    <w:p>
+      <w:pPr>
+        <w:pStyle w:val="BodyText"/>
+      </w:pPr>
+      <w:r>
+        <w:rPr>
+          <w:i/>
+        </w:rPr>
+        <w:t>Public</w:t>
+      </w:r>
+      <w:r>
+        <w:t xml:space="preserve"> — Create a new merchant user.</w:t>
+      </w:r>
+    </w:p>
+    <w:p>
+      <w:pPr>
+        <w:pStyle w:val="BodyText"/>
+        <w:numPr>
+          <w:ilvl w:val="0"/>
+          <w:numId w:val="5"/>
+        </w:numPr>
         <w:tabs>
           <w:tab w:val="left" w:pos="709"/>
         </w:tabs>
       </w:pPr>
-    </w:p>
-    <w:p>
-      <w:pPr>
-        <w:pStyle w:val="BodyText"/>
+      <w:r>
+        <w:rPr>
+          <w:b/>
+        </w:rPr>
+        <w:t>Request Body</w:t>
+      </w:r>
+      <w:r>
+        <w:t>:</w:t>
+      </w:r>
+    </w:p>
+    <w:p>
+      <w:pPr>
+        <w:pStyle w:val="PreformattedText"/>
+        <w:shd w:val="clear" w:color="auto" w:fill="E1E1E1"/>
+        <w:spacing w:after="283"/>
+      </w:pPr>
+      <w:r>
+        <w:t>{</w:t>
+      </w:r>
+      <w:r>
+        <w:br/>
+        <w:t xml:space="preserve">  "email": "merchant@example.com",</w:t>
+      </w:r>
+      <w:r>
+        <w:br/>
+        <w:t xml:space="preserve">  "password": "Password123!",</w:t>
+      </w:r>
+      <w:r>
+        <w:br/>
+        <w:t xml:space="preserve">  "name": "Spa Salon"</w:t>
+      </w:r>
+      <w:r>
+        <w:br/>
+        <w:t>}</w:t>
+      </w:r>
+    </w:p>
+    <w:p>
+      <w:pPr>
+        <w:pStyle w:val="BodyText"/>
+        <w:numPr>
+          <w:ilvl w:val="0"/>
+          <w:numId w:val="5"/>
+        </w:numPr>
         <w:tabs>
           <w:tab w:val="left" w:pos="709"/>
         </w:tabs>
       </w:pPr>
-    </w:p>
-    <w:p>
-      <w:pPr>
-        <w:pStyle w:val="BodyText"/>
+      <w:r>
+        <w:rPr>
+          <w:b/>
+        </w:rPr>
+        <w:t>Response</w:t>
+      </w:r>
+      <w:r>
+        <w:t>: Standard success envelope with safe user object.</w:t>
+      </w:r>
+    </w:p>
+    <w:p>
+      <w:pPr>
+        <w:pStyle w:val="Heading4"/>
+        <w:numPr>
+          <w:ilvl w:val="0"/>
+          <w:numId w:val="0"/>
+        </w:numPr>
+      </w:pPr>
+      <w:r>
+        <w:rPr>
+          <w:rFonts w:ascii="Liberation Mono" w:hAnsi="Liberation Mono"/>
+        </w:rPr>
+        <w:t>POST /auth/login</w:t>
+      </w:r>
+    </w:p>
+    <w:p>
+      <w:pPr>
+        <w:pStyle w:val="BodyText"/>
+      </w:pPr>
+      <w:r>
+        <w:rPr>
+          <w:i/>
+        </w:rPr>
+        <w:t>Public</w:t>
+      </w:r>
+      <w:r>
+        <w:t xml:space="preserve"> — Authenticate and retrieve token pair.</w:t>
+      </w:r>
+    </w:p>
+    <w:p>
+      <w:pPr>
+        <w:pStyle w:val="BodyText"/>
+        <w:numPr>
+          <w:ilvl w:val="0"/>
+          <w:numId w:val="6"/>
+        </w:numPr>
         <w:tabs>
           <w:tab w:val="left" w:pos="709"/>
         </w:tabs>
       </w:pPr>
-    </w:p>
-    <w:p>
-      <w:pPr>
-        <w:pStyle w:val="BodyText"/>
+      <w:r>
+        <w:rPr>
+          <w:b/>
+        </w:rPr>
+        <w:t>Request Body</w:t>
+      </w:r>
+      <w:r>
+        <w:t>:</w:t>
+      </w:r>
+    </w:p>
+    <w:p>
+      <w:pPr>
+        <w:pStyle w:val="PreformattedText"/>
+        <w:shd w:val="clear" w:color="auto" w:fill="E1E1E1"/>
+        <w:spacing w:after="283"/>
+      </w:pPr>
+      <w:r>
+        <w:t>{</w:t>
+      </w:r>
+      <w:r>
+        <w:br/>
+        <w:t xml:space="preserve">  "email": "merchant@example.com",</w:t>
+      </w:r>
+      <w:r>
+        <w:br/>
+        <w:t xml:space="preserve">  "password": "Password123!"</w:t>
+      </w:r>
+      <w:r>
+        <w:br/>
+        <w:t>}</w:t>
+      </w:r>
+    </w:p>
+    <w:p>
+      <w:pPr>
+        <w:pStyle w:val="BodyText"/>
+        <w:numPr>
+          <w:ilvl w:val="0"/>
+          <w:numId w:val="6"/>
+        </w:numPr>
         <w:tabs>
           <w:tab w:val="left" w:pos="709"/>
         </w:tabs>
       </w:pPr>
-    </w:p>
-    <w:p>
-      <w:pPr>
-        <w:pStyle w:val="BodyText"/>
+      <w:r>
+        <w:rPr>
+          <w:b/>
+        </w:rPr>
+        <w:lastRenderedPageBreak/>
+        <w:t>Response</w:t>
+      </w:r>
+      <w:r>
+        <w:t xml:space="preserve">: Standard success envelope containing </w:t>
+      </w:r>
+      <w:proofErr w:type="spellStart"/>
+      <w:r>
+        <w:rPr>
+          <w:rFonts w:ascii="Liberation Mono" w:hAnsi="Liberation Mono"/>
+        </w:rPr>
+        <w:t>accessToken</w:t>
+      </w:r>
+      <w:proofErr w:type="spellEnd"/>
+      <w:r>
+        <w:t xml:space="preserve">, </w:t>
+      </w:r>
+      <w:proofErr w:type="spellStart"/>
+      <w:r>
+        <w:rPr>
+          <w:rFonts w:ascii="Liberation Mono" w:hAnsi="Liberation Mono"/>
+        </w:rPr>
+        <w:t>refreshToken</w:t>
+      </w:r>
+      <w:proofErr w:type="spellEnd"/>
+      <w:r>
+        <w:t>, and safe user info.</w:t>
+      </w:r>
+    </w:p>
+    <w:p>
+      <w:pPr>
+        <w:pStyle w:val="Heading4"/>
+        <w:numPr>
+          <w:ilvl w:val="0"/>
+          <w:numId w:val="0"/>
+        </w:numPr>
+      </w:pPr>
+      <w:r>
+        <w:rPr>
+          <w:rFonts w:ascii="Liberation Mono" w:hAnsi="Liberation Mono"/>
+        </w:rPr>
+        <w:t>POST /auth/refresh</w:t>
+      </w:r>
+    </w:p>
+    <w:p>
+      <w:pPr>
+        <w:pStyle w:val="BodyText"/>
+      </w:pPr>
+      <w:r>
+        <w:rPr>
+          <w:i/>
+        </w:rPr>
+        <w:t>Public</w:t>
+      </w:r>
+      <w:r>
+        <w:t xml:space="preserve"> — Rotate tokens using current refresh token.</w:t>
+      </w:r>
+    </w:p>
+    <w:p>
+      <w:pPr>
+        <w:pStyle w:val="BodyText"/>
+        <w:numPr>
+          <w:ilvl w:val="0"/>
+          <w:numId w:val="7"/>
+        </w:numPr>
         <w:tabs>
           <w:tab w:val="left" w:pos="709"/>
         </w:tabs>
       </w:pPr>
-    </w:p>
-    <w:p>
-      <w:pPr>
-        <w:pStyle w:val="BodyText"/>
+      <w:r>
+        <w:rPr>
+          <w:b/>
+        </w:rPr>
+        <w:t>Headers</w:t>
+      </w:r>
+      <w:r>
+        <w:t xml:space="preserve">: </w:t>
+      </w:r>
+      <w:r>
+        <w:rPr>
+          <w:rFonts w:ascii="Liberation Mono" w:hAnsi="Liberation Mono"/>
+        </w:rPr>
+        <w:t>Authorization: Bearer &lt;</w:t>
+      </w:r>
+      <w:proofErr w:type="spellStart"/>
+      <w:r>
+        <w:rPr>
+          <w:rFonts w:ascii="Liberation Mono" w:hAnsi="Liberation Mono"/>
+        </w:rPr>
+        <w:t>refresh_token</w:t>
+      </w:r>
+      <w:proofErr w:type="spellEnd"/>
+      <w:r>
+        <w:rPr>
+          <w:rFonts w:ascii="Liberation Mono" w:hAnsi="Liberation Mono"/>
+        </w:rPr>
+        <w:t>&gt;</w:t>
+      </w:r>
+    </w:p>
+    <w:p>
+      <w:pPr>
+        <w:pStyle w:val="BodyText"/>
+        <w:numPr>
+          <w:ilvl w:val="0"/>
+          <w:numId w:val="7"/>
+        </w:numPr>
         <w:tabs>
           <w:tab w:val="left" w:pos="709"/>
         </w:tabs>
       </w:pPr>
-    </w:p>
-    <w:p>
-      <w:pPr>
-        <w:pStyle w:val="BodyText"/>
+      <w:r>
+        <w:rPr>
+          <w:b/>
+        </w:rPr>
+        <w:t>Response</w:t>
+      </w:r>
+      <w:r>
+        <w:t xml:space="preserve">: Standard success envelope containing new </w:t>
+      </w:r>
+      <w:proofErr w:type="spellStart"/>
+      <w:r>
+        <w:rPr>
+          <w:rFonts w:ascii="Liberation Mono" w:hAnsi="Liberation Mono"/>
+        </w:rPr>
+        <w:t>accessToken</w:t>
+      </w:r>
+      <w:proofErr w:type="spellEnd"/>
+      <w:r>
+        <w:t xml:space="preserve"> and </w:t>
+      </w:r>
+      <w:proofErr w:type="spellStart"/>
+      <w:r>
+        <w:rPr>
+          <w:rFonts w:ascii="Liberation Mono" w:hAnsi="Liberation Mono"/>
+        </w:rPr>
+        <w:t>refreshToken</w:t>
+      </w:r>
+      <w:proofErr w:type="spellEnd"/>
+      <w:r>
+        <w:t xml:space="preserve"> pair.</w:t>
+      </w:r>
+    </w:p>
+    <w:p>
+      <w:pPr>
+        <w:pStyle w:val="Heading4"/>
+        <w:numPr>
+          <w:ilvl w:val="0"/>
+          <w:numId w:val="0"/>
+        </w:numPr>
+      </w:pPr>
+      <w:r>
+        <w:rPr>
+          <w:rFonts w:ascii="Liberation Mono" w:hAnsi="Liberation Mono"/>
+        </w:rPr>
+        <w:t>POST /auth/logout</w:t>
+      </w:r>
+    </w:p>
+    <w:p>
+      <w:pPr>
+        <w:pStyle w:val="BodyText"/>
+      </w:pPr>
+      <w:r>
+        <w:rPr>
+          <w:i/>
+        </w:rPr>
+        <w:t>Protected</w:t>
+      </w:r>
+      <w:r>
+        <w:t xml:space="preserve"> — Invalidates stored refresh token.</w:t>
+      </w:r>
+    </w:p>
+    <w:p>
+      <w:pPr>
+        <w:pStyle w:val="BodyText"/>
+        <w:numPr>
+          <w:ilvl w:val="0"/>
+          <w:numId w:val="8"/>
+        </w:numPr>
         <w:tabs>
           <w:tab w:val="left" w:pos="709"/>
         </w:tabs>
       </w:pPr>
-    </w:p>
-    <w:p>
-      <w:pPr>
-        <w:pStyle w:val="BodyText"/>
+      <w:r>
+        <w:rPr>
+          <w:b/>
+        </w:rPr>
+        <w:t>Headers</w:t>
+      </w:r>
+      <w:r>
+        <w:t xml:space="preserve">: </w:t>
+      </w:r>
+      <w:r>
+        <w:rPr>
+          <w:rFonts w:ascii="Liberation Mono" w:hAnsi="Liberation Mono"/>
+        </w:rPr>
+        <w:t>Authorization: Bearer &lt;</w:t>
+      </w:r>
+      <w:proofErr w:type="spellStart"/>
+      <w:r>
+        <w:rPr>
+          <w:rFonts w:ascii="Liberation Mono" w:hAnsi="Liberation Mono"/>
+        </w:rPr>
+        <w:t>access_token</w:t>
+      </w:r>
+      <w:proofErr w:type="spellEnd"/>
+      <w:r>
+        <w:rPr>
+          <w:rFonts w:ascii="Liberation Mono" w:hAnsi="Liberation Mono"/>
+        </w:rPr>
+        <w:t>&gt;</w:t>
+      </w:r>
+    </w:p>
+    <w:p>
+      <w:pPr>
+        <w:pStyle w:val="BodyText"/>
+        <w:numPr>
+          <w:ilvl w:val="0"/>
+          <w:numId w:val="8"/>
+        </w:numPr>
         <w:tabs>
           <w:tab w:val="left" w:pos="709"/>
         </w:tabs>
       </w:pPr>
-    </w:p>
-    <w:p>
-      <w:pPr>
-        <w:pStyle w:val="BodyText"/>
+      <w:r>
+        <w:rPr>
+          <w:b/>
+        </w:rPr>
+        <w:t>Request Body</w:t>
+      </w:r>
+      <w:r>
+        <w:t>:</w:t>
+      </w:r>
+    </w:p>
+    <w:p>
+      <w:pPr>
+        <w:pStyle w:val="PreformattedText"/>
+        <w:shd w:val="clear" w:color="auto" w:fill="E1E1E1"/>
+        <w:spacing w:after="283"/>
+      </w:pPr>
+      <w:r>
+        <w:t>{</w:t>
+      </w:r>
+      <w:r>
+        <w:br/>
+        <w:t xml:space="preserve">  "</w:t>
+      </w:r>
+      <w:proofErr w:type="spellStart"/>
+      <w:r>
+        <w:t>refreshToken</w:t>
+      </w:r>
+      <w:proofErr w:type="spellEnd"/>
+      <w:r>
+        <w:t>": "</w:t>
+      </w:r>
+      <w:proofErr w:type="spellStart"/>
+      <w:r>
+        <w:t>eyJhbGciOi</w:t>
+      </w:r>
+      <w:proofErr w:type="spellEnd"/>
+      <w:r>
+        <w:t>..."</w:t>
+      </w:r>
+      <w:r>
+        <w:br/>
+        <w:t>}</w:t>
+      </w:r>
+    </w:p>
+    <w:p>
+      <w:pPr>
+        <w:pStyle w:val="BodyText"/>
+        <w:numPr>
+          <w:ilvl w:val="0"/>
+          <w:numId w:val="8"/>
+        </w:numPr>
         <w:tabs>
           <w:tab w:val="left" w:pos="709"/>
         </w:tabs>
       </w:pPr>
-    </w:p>
-    <w:p>
-      <w:pPr>
-        <w:pStyle w:val="BodyText"/>
+      <w:r>
+        <w:rPr>
+          <w:b/>
+        </w:rPr>
+        <w:t>Response</w:t>
+      </w:r>
+      <w:r>
+        <w:t>: Standard logout confirmation envelope.</w:t>
+      </w:r>
+    </w:p>
+    <w:p>
+      <w:pPr>
+        <w:pStyle w:val="HorizontalLine"/>
+      </w:pPr>
+    </w:p>
+    <w:p>
+      <w:pPr>
+        <w:pStyle w:val="Heading3"/>
+      </w:pPr>
+      <w:r>
+        <w:t>7.3 Service Management Endpoints</w:t>
+      </w:r>
+    </w:p>
+    <w:p>
+      <w:pPr>
+        <w:pStyle w:val="Heading4"/>
+      </w:pPr>
+      <w:r>
+        <w:rPr>
+          <w:rFonts w:ascii="Liberation Mono" w:hAnsi="Liberation Mono"/>
+        </w:rPr>
+        <w:t>POST /services</w:t>
+      </w:r>
+    </w:p>
+    <w:p>
+      <w:pPr>
+        <w:pStyle w:val="BodyText"/>
+      </w:pPr>
+      <w:r>
+        <w:rPr>
+          <w:i/>
+        </w:rPr>
+        <w:t>Protected</w:t>
+      </w:r>
+      <w:r>
+        <w:t xml:space="preserve"> — Create a new service.</w:t>
+      </w:r>
+    </w:p>
+    <w:p>
+      <w:pPr>
+        <w:pStyle w:val="BodyText"/>
+        <w:numPr>
+          <w:ilvl w:val="0"/>
+          <w:numId w:val="9"/>
+        </w:numPr>
         <w:tabs>
           <w:tab w:val="left" w:pos="709"/>
         </w:tabs>
       </w:pPr>
-    </w:p>
-    <w:p>
-      <w:pPr>
-        <w:pStyle w:val="BodyText"/>
+      <w:r>
+        <w:rPr>
+          <w:b/>
+        </w:rPr>
+        <w:t>Request Body</w:t>
+      </w:r>
+      <w:r>
+        <w:t>:</w:t>
+      </w:r>
+    </w:p>
+    <w:p>
+      <w:pPr>
+        <w:pStyle w:val="PreformattedText"/>
+        <w:shd w:val="clear" w:color="auto" w:fill="E1E1E1"/>
+        <w:spacing w:after="283"/>
+      </w:pPr>
+      <w:r>
+        <w:t>{</w:t>
+      </w:r>
+      <w:r>
+        <w:br/>
+        <w:t xml:space="preserve">  "title": "Massage Therapy",</w:t>
+      </w:r>
+      <w:r>
+        <w:br/>
+        <w:t xml:space="preserve">  "description": "Full body relaxation",</w:t>
+      </w:r>
+      <w:r>
+        <w:br/>
+        <w:t xml:space="preserve">  "duration": 60,</w:t>
+      </w:r>
+      <w:r>
+        <w:br/>
+        <w:t xml:space="preserve">  "price": 85.50</w:t>
+      </w:r>
+      <w:r>
+        <w:br/>
+        <w:t>}</w:t>
+      </w:r>
+    </w:p>
+    <w:p>
+      <w:pPr>
+        <w:pStyle w:val="BodyText"/>
+        <w:numPr>
+          <w:ilvl w:val="0"/>
+          <w:numId w:val="9"/>
+        </w:numPr>
         <w:tabs>
           <w:tab w:val="left" w:pos="709"/>
         </w:tabs>
       </w:pPr>
-    </w:p>
-    <w:p>
-      <w:pPr>
-        <w:pStyle w:val="BodyText"/>
+      <w:r>
+        <w:rPr>
+          <w:b/>
+        </w:rPr>
+        <w:t>Response</w:t>
+      </w:r>
+      <w:r>
+        <w:t>: Standard success envelope containing created service details.</w:t>
+      </w:r>
+    </w:p>
+    <w:p>
+      <w:pPr>
+        <w:pStyle w:val="Heading4"/>
+        <w:numPr>
+          <w:ilvl w:val="0"/>
+          <w:numId w:val="0"/>
+        </w:numPr>
+      </w:pPr>
+      <w:r>
+        <w:rPr>
+          <w:rFonts w:ascii="Liberation Mono" w:hAnsi="Liberation Mono"/>
+        </w:rPr>
+        <w:t>PATCH /services/:id</w:t>
+      </w:r>
+    </w:p>
+    <w:p>
+      <w:pPr>
+        <w:pStyle w:val="BodyText"/>
+      </w:pPr>
+      <w:r>
+        <w:rPr>
+          <w:i/>
+        </w:rPr>
+        <w:t>Protected</w:t>
+      </w:r>
+      <w:r>
+        <w:t xml:space="preserve"> — Partial update of service attributes.</w:t>
+      </w:r>
+    </w:p>
+    <w:p>
+      <w:pPr>
+        <w:pStyle w:val="BodyText"/>
+        <w:numPr>
+          <w:ilvl w:val="0"/>
+          <w:numId w:val="10"/>
+        </w:numPr>
         <w:tabs>
           <w:tab w:val="left" w:pos="709"/>
         </w:tabs>
       </w:pPr>
-    </w:p>
-    <w:p>
-      <w:pPr>
-        <w:pStyle w:val="BodyText"/>
+      <w:r>
+        <w:rPr>
+          <w:b/>
+        </w:rPr>
+        <w:t>Request Body</w:t>
+      </w:r>
+      <w:r>
+        <w:t xml:space="preserve">: Fields from creation payload, plus optional </w:t>
+      </w:r>
+      <w:proofErr w:type="spellStart"/>
+      <w:r>
+        <w:rPr>
+          <w:rFonts w:ascii="Liberation Mono" w:hAnsi="Liberation Mono"/>
+        </w:rPr>
+        <w:t>isActive</w:t>
+      </w:r>
+      <w:proofErr w:type="spellEnd"/>
+      <w:r>
+        <w:t xml:space="preserve"> flag.</w:t>
+      </w:r>
+    </w:p>
+    <w:p>
+      <w:pPr>
+        <w:pStyle w:val="Heading4"/>
+        <w:numPr>
+          <w:ilvl w:val="0"/>
+          <w:numId w:val="0"/>
+        </w:numPr>
+      </w:pPr>
+      <w:r>
+        <w:rPr>
+          <w:rFonts w:ascii="Liberation Mono" w:hAnsi="Liberation Mono"/>
+        </w:rPr>
+        <w:t>DELETE /services/:id</w:t>
+      </w:r>
+    </w:p>
+    <w:p>
+      <w:pPr>
+        <w:pStyle w:val="BodyText"/>
+      </w:pPr>
+      <w:r>
+        <w:rPr>
+          <w:i/>
+        </w:rPr>
+        <w:t>Protected</w:t>
+      </w:r>
+      <w:r>
+        <w:t xml:space="preserve"> — Remove a service by ID.</w:t>
+      </w:r>
+    </w:p>
+    <w:p>
+      <w:pPr>
+        <w:pStyle w:val="Heading4"/>
+      </w:pPr>
+      <w:r>
+        <w:rPr>
+          <w:rFonts w:ascii="Liberation Mono" w:hAnsi="Liberation Mono"/>
+        </w:rPr>
+        <w:t>GET /services</w:t>
+      </w:r>
+    </w:p>
+    <w:p>
+      <w:pPr>
+        <w:pStyle w:val="BodyText"/>
+      </w:pPr>
+      <w:r>
+        <w:rPr>
+          <w:i/>
+        </w:rPr>
+        <w:t>Protected</w:t>
+      </w:r>
+      <w:r>
+        <w:t xml:space="preserve"> — Get list of all services.</w:t>
+      </w:r>
+    </w:p>
+    <w:p>
+      <w:pPr>
+        <w:pStyle w:val="Heading4"/>
+      </w:pPr>
+      <w:r>
+        <w:rPr>
+          <w:rFonts w:ascii="Liberation Mono" w:hAnsi="Liberation Mono"/>
+        </w:rPr>
+        <w:t>GET /services/:id</w:t>
+      </w:r>
+    </w:p>
+    <w:p>
+      <w:pPr>
+        <w:pStyle w:val="BodyText"/>
+      </w:pPr>
+      <w:r>
+        <w:rPr>
+          <w:i/>
+        </w:rPr>
+        <w:t>Protected</w:t>
+      </w:r>
+      <w:r>
+        <w:t xml:space="preserve"> — Get detailed service properties by ID.</w:t>
+      </w:r>
+    </w:p>
+    <w:p>
+      <w:pPr>
+        <w:pStyle w:val="HorizontalLine"/>
+      </w:pPr>
+    </w:p>
+    <w:p>
+      <w:pPr>
+        <w:pStyle w:val="Heading3"/>
+      </w:pPr>
+      <w:r>
+        <w:t>7.4 Booking Management Endpoints</w:t>
+      </w:r>
+    </w:p>
+    <w:p>
+      <w:pPr>
+        <w:pStyle w:val="Heading4"/>
+      </w:pPr>
+      <w:r>
+        <w:rPr>
+          <w:rFonts w:ascii="Liberation Mono" w:hAnsi="Liberation Mono"/>
+        </w:rPr>
+        <w:t>POST /bookings</w:t>
+      </w:r>
+    </w:p>
+    <w:p>
+      <w:pPr>
+        <w:pStyle w:val="BodyText"/>
+      </w:pPr>
+      <w:r>
+        <w:rPr>
+          <w:i/>
+        </w:rPr>
+        <w:t>Public</w:t>
+      </w:r>
+      <w:r>
+        <w:t xml:space="preserve"> — Create a booking reservation slot.</w:t>
+      </w:r>
+    </w:p>
+    <w:p>
+      <w:pPr>
+        <w:pStyle w:val="BodyText"/>
+        <w:numPr>
+          <w:ilvl w:val="0"/>
+          <w:numId w:val="11"/>
+        </w:numPr>
         <w:tabs>
           <w:tab w:val="left" w:pos="709"/>
         </w:tabs>
       </w:pPr>
-    </w:p>
-    <w:p>
-      <w:pPr>
-        <w:pStyle w:val="BodyText"/>
+      <w:r>
+        <w:rPr>
+          <w:b/>
+        </w:rPr>
+        <w:t>Request Body</w:t>
+      </w:r>
+      <w:r>
+        <w:t>:</w:t>
+      </w:r>
+    </w:p>
+    <w:p>
+      <w:pPr>
+        <w:pStyle w:val="PreformattedText"/>
+        <w:shd w:val="clear" w:color="auto" w:fill="E1E1E1"/>
+        <w:spacing w:after="283"/>
+      </w:pPr>
+      <w:r>
+        <w:t>{</w:t>
+      </w:r>
+      <w:r>
+        <w:br/>
+        <w:t xml:space="preserve">  "</w:t>
+      </w:r>
+      <w:proofErr w:type="spellStart"/>
+      <w:r>
+        <w:t>serviceId</w:t>
+      </w:r>
+      <w:proofErr w:type="spellEnd"/>
+      <w:r>
+        <w:t>": "</w:t>
+      </w:r>
+      <w:proofErr w:type="spellStart"/>
+      <w:r>
+        <w:t>uuid</w:t>
+      </w:r>
+      <w:proofErr w:type="spellEnd"/>
+      <w:r>
+        <w:t>-here",</w:t>
+      </w:r>
+      <w:r>
+        <w:br/>
+        <w:t xml:space="preserve">  "</w:t>
+      </w:r>
+      <w:proofErr w:type="spellStart"/>
+      <w:r>
+        <w:t>customerName</w:t>
+      </w:r>
+      <w:proofErr w:type="spellEnd"/>
+      <w:r>
+        <w:t>": "John Doe",</w:t>
+      </w:r>
+      <w:r>
+        <w:br/>
+        <w:t xml:space="preserve">  "</w:t>
+      </w:r>
+      <w:proofErr w:type="spellStart"/>
+      <w:r>
+        <w:t>customerEmail</w:t>
+      </w:r>
+      <w:proofErr w:type="spellEnd"/>
+      <w:r>
+        <w:t>": "john.doe@example.com",</w:t>
+      </w:r>
+      <w:r>
+        <w:br/>
+        <w:t xml:space="preserve">  "</w:t>
+      </w:r>
+      <w:proofErr w:type="spellStart"/>
+      <w:r>
+        <w:t>customerPhone</w:t>
+      </w:r>
+      <w:proofErr w:type="spellEnd"/>
+      <w:r>
+        <w:t>": "+15550199",</w:t>
+      </w:r>
+      <w:r>
+        <w:br/>
+        <w:t xml:space="preserve">  "</w:t>
+      </w:r>
+      <w:proofErr w:type="spellStart"/>
+      <w:r>
+        <w:t>bookingDate</w:t>
+      </w:r>
+      <w:proofErr w:type="spellEnd"/>
+      <w:r>
+        <w:t>": "2026-10-15",</w:t>
+      </w:r>
+      <w:r>
+        <w:br/>
+        <w:t xml:space="preserve">  "</w:t>
+      </w:r>
+      <w:proofErr w:type="spellStart"/>
+      <w:r>
+        <w:t>bookingTime</w:t>
+      </w:r>
+      <w:proofErr w:type="spellEnd"/>
+      <w:r>
+        <w:t>": "14:30",</w:t>
+      </w:r>
+      <w:r>
+        <w:br/>
+        <w:t xml:space="preserve">  "notes": "Optional comment"</w:t>
+      </w:r>
+      <w:r>
+        <w:br/>
+        <w:t>}</w:t>
+      </w:r>
+    </w:p>
+    <w:p>
+      <w:pPr>
+        <w:pStyle w:val="BodyText"/>
+        <w:numPr>
+          <w:ilvl w:val="0"/>
+          <w:numId w:val="11"/>
+        </w:numPr>
         <w:tabs>
           <w:tab w:val="left" w:pos="709"/>
         </w:tabs>
       </w:pPr>
-    </w:p>
-    <w:p>
-      <w:pPr>
-        <w:pStyle w:val="BodyText"/>
+      <w:r>
+        <w:rPr>
+          <w:b/>
+        </w:rPr>
+        <w:t>Response</w:t>
+      </w:r>
+      <w:r>
+        <w:t xml:space="preserve">: Standard success envelope containing created booking details. Status defaults to </w:t>
+      </w:r>
+      <w:r>
+        <w:rPr>
+          <w:rFonts w:ascii="Liberation Mono" w:hAnsi="Liberation Mono"/>
+        </w:rPr>
+        <w:t>PENDING</w:t>
+      </w:r>
+      <w:r>
+        <w:t>.</w:t>
+      </w:r>
+    </w:p>
+    <w:p>
+      <w:pPr>
+        <w:pStyle w:val="Heading4"/>
+        <w:numPr>
+          <w:ilvl w:val="0"/>
+          <w:numId w:val="0"/>
+        </w:numPr>
+      </w:pPr>
+      <w:r>
+        <w:rPr>
+          <w:rFonts w:ascii="Liberation Mono" w:hAnsi="Liberation Mono"/>
+        </w:rPr>
+        <w:t>GET /bookings</w:t>
+      </w:r>
+    </w:p>
+    <w:p>
+      <w:pPr>
+        <w:pStyle w:val="BodyText"/>
+      </w:pPr>
+      <w:r>
+        <w:rPr>
+          <w:i/>
+        </w:rPr>
+        <w:t>Protected</w:t>
+      </w:r>
+      <w:r>
+        <w:t xml:space="preserve"> — Retrieve paginated bookings.</w:t>
+      </w:r>
+    </w:p>
+    <w:p>
+      <w:pPr>
+        <w:pStyle w:val="BodyText"/>
+        <w:numPr>
+          <w:ilvl w:val="0"/>
+          <w:numId w:val="12"/>
+        </w:numPr>
         <w:tabs>
           <w:tab w:val="left" w:pos="709"/>
         </w:tabs>
-      </w:pPr>
-    </w:p>
-    <w:p>
-      <w:pPr>
-        <w:pStyle w:val="BodyText"/>
+        <w:spacing w:after="0"/>
+      </w:pPr>
+      <w:r>
+        <w:rPr>
+          <w:b/>
+        </w:rPr>
+        <w:t>Query Params</w:t>
+      </w:r>
+      <w:r>
+        <w:t>:</w:t>
+      </w:r>
+    </w:p>
+    <w:p>
+      <w:pPr>
+        <w:pStyle w:val="BodyText"/>
+        <w:numPr>
+          <w:ilvl w:val="1"/>
+          <w:numId w:val="12"/>
+        </w:numPr>
+        <w:tabs>
+          <w:tab w:val="left" w:pos="1418"/>
+        </w:tabs>
+      </w:pPr>
+      <w:r>
+        <w:rPr>
+          <w:rFonts w:ascii="Liberation Mono" w:hAnsi="Liberation Mono"/>
+        </w:rPr>
+        <w:t>search</w:t>
+      </w:r>
+      <w:r>
+        <w:t xml:space="preserve"> (Search by customer name, email, or phone)</w:t>
+      </w:r>
+    </w:p>
+    <w:p>
+      <w:pPr>
+        <w:pStyle w:val="BodyText"/>
+        <w:numPr>
+          <w:ilvl w:val="1"/>
+          <w:numId w:val="12"/>
+        </w:numPr>
+        <w:tabs>
+          <w:tab w:val="left" w:pos="1418"/>
+        </w:tabs>
+      </w:pPr>
+      <w:r>
+        <w:rPr>
+          <w:rFonts w:ascii="Liberation Mono" w:hAnsi="Liberation Mono"/>
+        </w:rPr>
+        <w:t>status</w:t>
+      </w:r>
+      <w:r>
+        <w:t xml:space="preserve"> (Filter by PENDING | CONFIRMED | CANCELLED | COMPLETED)</w:t>
+      </w:r>
+    </w:p>
+    <w:p>
+      <w:pPr>
+        <w:pStyle w:val="BodyText"/>
+        <w:numPr>
+          <w:ilvl w:val="1"/>
+          <w:numId w:val="12"/>
+        </w:numPr>
+        <w:tabs>
+          <w:tab w:val="left" w:pos="1418"/>
+        </w:tabs>
+      </w:pPr>
+      <w:r>
+        <w:rPr>
+          <w:rFonts w:ascii="Liberation Mono" w:hAnsi="Liberation Mono"/>
+        </w:rPr>
+        <w:t>limit</w:t>
+      </w:r>
+      <w:r>
+        <w:t xml:space="preserve"> (Page item count, max 100, default 10)</w:t>
+      </w:r>
+    </w:p>
+    <w:p>
+      <w:pPr>
+        <w:pStyle w:val="BodyText"/>
+        <w:numPr>
+          <w:ilvl w:val="1"/>
+          <w:numId w:val="12"/>
+        </w:numPr>
+        <w:tabs>
+          <w:tab w:val="left" w:pos="1418"/>
+        </w:tabs>
+      </w:pPr>
+      <w:r>
+        <w:rPr>
+          <w:rFonts w:ascii="Liberation Mono" w:hAnsi="Liberation Mono"/>
+        </w:rPr>
+        <w:t>cursor</w:t>
+      </w:r>
+      <w:r>
+        <w:t xml:space="preserve"> (UUID cursor for stable pagination)</w:t>
+      </w:r>
+    </w:p>
+    <w:p>
+      <w:pPr>
+        <w:pStyle w:val="BodyText"/>
+        <w:numPr>
+          <w:ilvl w:val="0"/>
+          <w:numId w:val="12"/>
+        </w:numPr>
         <w:tabs>
           <w:tab w:val="left" w:pos="709"/>
         </w:tabs>
       </w:pPr>
-    </w:p>
-    <w:p>
-      <w:pPr>
-        <w:pStyle w:val="BodyText"/>
+      <w:r>
+        <w:rPr>
+          <w:b/>
+        </w:rPr>
+        <w:t>Response</w:t>
+      </w:r>
+      <w:r>
+        <w:t xml:space="preserve">: Standard success envelope containing </w:t>
+      </w:r>
+      <w:proofErr w:type="gramStart"/>
+      <w:r>
+        <w:rPr>
+          <w:rFonts w:ascii="Liberation Mono" w:hAnsi="Liberation Mono"/>
+        </w:rPr>
+        <w:t>{ items</w:t>
+      </w:r>
+      <w:proofErr w:type="gramEnd"/>
+      <w:r>
+        <w:rPr>
+          <w:rFonts w:ascii="Liberation Mono" w:hAnsi="Liberation Mono"/>
+        </w:rPr>
+        <w:t xml:space="preserve">: [], </w:t>
+      </w:r>
+      <w:proofErr w:type="spellStart"/>
+      <w:r>
+        <w:rPr>
+          <w:rFonts w:ascii="Liberation Mono" w:hAnsi="Liberation Mono"/>
+        </w:rPr>
+        <w:t>nextCursor</w:t>
+      </w:r>
+      <w:proofErr w:type="spellEnd"/>
+      <w:r>
+        <w:rPr>
+          <w:rFonts w:ascii="Liberation Mono" w:hAnsi="Liberation Mono"/>
+        </w:rPr>
+        <w:t>: "</w:t>
+      </w:r>
+      <w:proofErr w:type="spellStart"/>
+      <w:r>
+        <w:rPr>
+          <w:rFonts w:ascii="Liberation Mono" w:hAnsi="Liberation Mono"/>
+        </w:rPr>
+        <w:t>uuid</w:t>
+      </w:r>
+      <w:proofErr w:type="spellEnd"/>
+      <w:proofErr w:type="gramStart"/>
+      <w:r>
+        <w:rPr>
+          <w:rFonts w:ascii="Liberation Mono" w:hAnsi="Liberation Mono"/>
+        </w:rPr>
+        <w:t>" }</w:t>
+      </w:r>
+      <w:proofErr w:type="gramEnd"/>
+      <w:r>
+        <w:t>.</w:t>
+      </w:r>
+    </w:p>
+    <w:p>
+      <w:pPr>
+        <w:pStyle w:val="Heading4"/>
+        <w:numPr>
+          <w:ilvl w:val="0"/>
+          <w:numId w:val="0"/>
+        </w:numPr>
+      </w:pPr>
+      <w:r>
+        <w:rPr>
+          <w:rFonts w:ascii="Liberation Mono" w:hAnsi="Liberation Mono"/>
+        </w:rPr>
+        <w:t>GET /bookings/:id</w:t>
+      </w:r>
+    </w:p>
+    <w:p>
+      <w:pPr>
+        <w:pStyle w:val="BodyText"/>
+      </w:pPr>
+      <w:r>
+        <w:rPr>
+          <w:i/>
+        </w:rPr>
+        <w:t>Protected</w:t>
+      </w:r>
+      <w:r>
+        <w:t xml:space="preserve"> — Fetch detailed booking record by ID.</w:t>
+      </w:r>
+    </w:p>
+    <w:p>
+      <w:pPr>
+        <w:pStyle w:val="Heading4"/>
+      </w:pPr>
+      <w:r>
+        <w:rPr>
+          <w:rFonts w:ascii="Liberation Mono" w:hAnsi="Liberation Mono"/>
+        </w:rPr>
+        <w:t>PATCH /bookings/:id/status</w:t>
+      </w:r>
+    </w:p>
+    <w:p>
+      <w:pPr>
+        <w:pStyle w:val="BodyText"/>
+      </w:pPr>
+      <w:r>
+        <w:rPr>
+          <w:i/>
+        </w:rPr>
+        <w:t>Protected</w:t>
+      </w:r>
+      <w:r>
+        <w:t xml:space="preserve"> — Update status of a booking.</w:t>
+      </w:r>
+    </w:p>
+    <w:p>
+      <w:pPr>
+        <w:pStyle w:val="BodyText"/>
+        <w:numPr>
+          <w:ilvl w:val="0"/>
+          <w:numId w:val="13"/>
+        </w:numPr>
         <w:tabs>
           <w:tab w:val="left" w:pos="709"/>
         </w:tabs>
       </w:pPr>
-    </w:p>
-    <w:p>
-      <w:pPr>
-        <w:pStyle w:val="BodyText"/>
+      <w:r>
+        <w:rPr>
+          <w:b/>
+        </w:rPr>
+        <w:t>Request Body</w:t>
+      </w:r>
+      <w:r>
+        <w:t xml:space="preserve">: </w:t>
+      </w:r>
+      <w:proofErr w:type="gramStart"/>
+      <w:r>
+        <w:rPr>
+          <w:rFonts w:ascii="Liberation Mono" w:hAnsi="Liberation Mono"/>
+        </w:rPr>
+        <w:t>{ "</w:t>
+      </w:r>
+      <w:proofErr w:type="gramEnd"/>
+      <w:r>
+        <w:rPr>
+          <w:rFonts w:ascii="Liberation Mono" w:hAnsi="Liberation Mono"/>
+        </w:rPr>
+        <w:t>status": "CONFIRMED</w:t>
+      </w:r>
+      <w:proofErr w:type="gramStart"/>
+      <w:r>
+        <w:rPr>
+          <w:rFonts w:ascii="Liberation Mono" w:hAnsi="Liberation Mono"/>
+        </w:rPr>
+        <w:t>" }</w:t>
+      </w:r>
+      <w:proofErr w:type="gramEnd"/>
+    </w:p>
+    <w:p>
+      <w:pPr>
+        <w:pStyle w:val="BodyText"/>
+        <w:numPr>
+          <w:ilvl w:val="0"/>
+          <w:numId w:val="13"/>
+        </w:numPr>
         <w:tabs>
           <w:tab w:val="left" w:pos="709"/>
         </w:tabs>
       </w:pPr>
-    </w:p>
-    <w:p>
-      <w:pPr>
-        <w:pStyle w:val="BodyText"/>
-        <w:tabs>
-          <w:tab w:val="left" w:pos="709"/>
-        </w:tabs>
-      </w:pPr>
-    </w:p>
-    <w:p>
-      <w:pPr>
-        <w:pStyle w:val="BodyText"/>
-        <w:tabs>
-          <w:tab w:val="left" w:pos="709"/>
-        </w:tabs>
-      </w:pPr>
-    </w:p>
-    <w:p>
-      <w:pPr>
-        <w:pStyle w:val="BodyText"/>
-        <w:tabs>
-          <w:tab w:val="left" w:pos="709"/>
-        </w:tabs>
-      </w:pPr>
-    </w:p>
-    <w:p>
-      <w:pPr>
-        <w:pStyle w:val="BodyText"/>
-        <w:tabs>
-          <w:tab w:val="left" w:pos="709"/>
-        </w:tabs>
-      </w:pPr>
-    </w:p>
-    <w:p>
-      <w:pPr>
-        <w:pStyle w:val="BodyText"/>
-        <w:tabs>
-          <w:tab w:val="left" w:pos="709"/>
-        </w:tabs>
-      </w:pPr>
-    </w:p>
-    <w:p>
-      <w:pPr>
-        <w:pStyle w:val="BodyText"/>
-        <w:tabs>
-          <w:tab w:val="left" w:pos="709"/>
-        </w:tabs>
-      </w:pPr>
+      <w:r>
+        <w:rPr>
+          <w:b/>
+        </w:rPr>
+        <w:t>Business Rule</w:t>
+      </w:r>
+      <w:r>
+        <w:t xml:space="preserve">: Prevents </w:t>
+      </w:r>
+      <w:r>
+        <w:rPr>
+          <w:rFonts w:ascii="Liberation Mono" w:hAnsi="Liberation Mono"/>
+        </w:rPr>
+        <w:t>CANCELLED → COMPLETED</w:t>
+      </w:r>
+      <w:r>
+        <w:t xml:space="preserve"> transitions.</w:t>
+      </w:r>
+    </w:p>
+    <w:p>
+      <w:pPr>
+        <w:pStyle w:val="Heading4"/>
+        <w:numPr>
+          <w:ilvl w:val="0"/>
+          <w:numId w:val="0"/>
+        </w:numPr>
+      </w:pPr>
+      <w:r>
+        <w:rPr>
+          <w:rFonts w:ascii="Liberation Mono" w:hAnsi="Liberation Mono"/>
+        </w:rPr>
+        <w:t>PATCH /bookings/:id/cancel</w:t>
+      </w:r>
+    </w:p>
+    <w:p>
+      <w:pPr>
+        <w:pStyle w:val="BodyText"/>
+      </w:pPr>
+      <w:r>
+        <w:rPr>
+          <w:i/>
+        </w:rPr>
+        <w:t>Protected</w:t>
+      </w:r>
+      <w:r>
+        <w:t xml:space="preserve"> — Cancel booking record. Sets status to </w:t>
+      </w:r>
+      <w:r>
+        <w:rPr>
+          <w:rFonts w:ascii="Liberation Mono" w:hAnsi="Liberation Mono"/>
+        </w:rPr>
+        <w:t>CANCELLED</w:t>
+      </w:r>
+      <w:r>
+        <w:t>. Reject if already cancelled.</w:t>
+      </w:r>
     </w:p>
     <w:p>
       <w:pPr>
@@ -1097,8 +3096,514 @@
         <w:pStyle w:val="Heading2"/>
       </w:pPr>
       <w:r>
-        <w:t>5. System Architecture</w:t>
-      </w:r>
+        <w:lastRenderedPageBreak/>
+        <w:t>8. Business Rules Enforcement Map</w:t>
+      </w:r>
+    </w:p>
+    <w:tbl>
+      <w:tblPr>
+        <w:tblW w:w="5000" w:type="pct"/>
+        <w:tblInd w:w="-5" w:type="dxa"/>
+        <w:tblLayout w:type="fixed"/>
+        <w:tblCellMar>
+          <w:top w:w="55" w:type="dxa"/>
+          <w:left w:w="55" w:type="dxa"/>
+          <w:bottom w:w="55" w:type="dxa"/>
+          <w:right w:w="55" w:type="dxa"/>
+        </w:tblCellMar>
+        <w:tblLook w:val="0000" w:firstRow="0" w:lastRow="0" w:firstColumn="0" w:lastColumn="0" w:noHBand="0" w:noVBand="0"/>
+      </w:tblPr>
+      <w:tblGrid>
+        <w:gridCol w:w="3208"/>
+        <w:gridCol w:w="3210"/>
+        <w:gridCol w:w="3210"/>
+      </w:tblGrid>
+      <w:tr>
+        <w:trPr>
+          <w:tblHeader/>
+        </w:trPr>
+        <w:tc>
+          <w:tcPr>
+            <w:tcW w:w="3212" w:type="dxa"/>
+            <w:tcBorders>
+              <w:top w:val="single" w:sz="4" w:space="0" w:color="000000"/>
+              <w:left w:val="single" w:sz="4" w:space="0" w:color="000000"/>
+              <w:bottom w:val="single" w:sz="4" w:space="0" w:color="000000"/>
+            </w:tcBorders>
+          </w:tcPr>
+          <w:p>
+            <w:pPr>
+              <w:pStyle w:val="TableHeading"/>
+              <w:jc w:val="left"/>
+            </w:pPr>
+            <w:r>
+              <w:t>Business Rule</w:t>
+            </w:r>
+          </w:p>
+        </w:tc>
+        <w:tc>
+          <w:tcPr>
+            <w:tcW w:w="3213" w:type="dxa"/>
+            <w:tcBorders>
+              <w:top w:val="single" w:sz="4" w:space="0" w:color="000000"/>
+              <w:left w:val="single" w:sz="4" w:space="0" w:color="000000"/>
+              <w:bottom w:val="single" w:sz="4" w:space="0" w:color="000000"/>
+            </w:tcBorders>
+          </w:tcPr>
+          <w:p>
+            <w:pPr>
+              <w:pStyle w:val="TableHeading"/>
+              <w:jc w:val="left"/>
+            </w:pPr>
+            <w:r>
+              <w:t>Level Enforced</w:t>
+            </w:r>
+          </w:p>
+        </w:tc>
+        <w:tc>
+          <w:tcPr>
+            <w:tcW w:w="3213" w:type="dxa"/>
+            <w:tcBorders>
+              <w:top w:val="single" w:sz="4" w:space="0" w:color="000000"/>
+              <w:left w:val="single" w:sz="4" w:space="0" w:color="000000"/>
+              <w:bottom w:val="single" w:sz="4" w:space="0" w:color="000000"/>
+              <w:right w:val="single" w:sz="4" w:space="0" w:color="000000"/>
+            </w:tcBorders>
+          </w:tcPr>
+          <w:p>
+            <w:pPr>
+              <w:pStyle w:val="TableHeading"/>
+              <w:jc w:val="left"/>
+            </w:pPr>
+            <w:r>
+              <w:t>Code Implementation Location</w:t>
+            </w:r>
+          </w:p>
+        </w:tc>
+      </w:tr>
+      <w:tr>
+        <w:tc>
+          <w:tcPr>
+            <w:tcW w:w="3212" w:type="dxa"/>
+            <w:tcBorders>
+              <w:left w:val="single" w:sz="4" w:space="0" w:color="000000"/>
+              <w:bottom w:val="single" w:sz="4" w:space="0" w:color="000000"/>
+            </w:tcBorders>
+          </w:tcPr>
+          <w:p>
+            <w:pPr>
+              <w:pStyle w:val="TableContents"/>
+            </w:pPr>
+            <w:r>
+              <w:t>A booking must belong to an existing active service</w:t>
+            </w:r>
+          </w:p>
+        </w:tc>
+        <w:tc>
+          <w:tcPr>
+            <w:tcW w:w="3213" w:type="dxa"/>
+            <w:tcBorders>
+              <w:left w:val="single" w:sz="4" w:space="0" w:color="000000"/>
+              <w:bottom w:val="single" w:sz="4" w:space="0" w:color="000000"/>
+            </w:tcBorders>
+          </w:tcPr>
+          <w:p>
+            <w:pPr>
+              <w:pStyle w:val="TableContents"/>
+            </w:pPr>
+            <w:r>
+              <w:t>Service Layer Validation</w:t>
+            </w:r>
+          </w:p>
+        </w:tc>
+        <w:tc>
+          <w:tcPr>
+            <w:tcW w:w="3213" w:type="dxa"/>
+            <w:tcBorders>
+              <w:left w:val="single" w:sz="4" w:space="0" w:color="000000"/>
+              <w:bottom w:val="single" w:sz="4" w:space="0" w:color="000000"/>
+              <w:right w:val="single" w:sz="4" w:space="0" w:color="000000"/>
+            </w:tcBorders>
+          </w:tcPr>
+          <w:p>
+            <w:pPr>
+              <w:pStyle w:val="TableContents"/>
+            </w:pPr>
+            <w:proofErr w:type="spellStart"/>
+            <w:r>
+              <w:rPr>
+                <w:rFonts w:ascii="Liberation Mono" w:hAnsi="Liberation Mono"/>
+              </w:rPr>
+              <w:t>BookingsService.create</w:t>
+            </w:r>
+            <w:proofErr w:type="spellEnd"/>
+            <w:r>
+              <w:rPr>
+                <w:rFonts w:ascii="Liberation Mono" w:hAnsi="Liberation Mono"/>
+              </w:rPr>
+              <w:t>()</w:t>
+            </w:r>
+            <w:r>
+              <w:t xml:space="preserve"> query verification</w:t>
+            </w:r>
+          </w:p>
+        </w:tc>
+      </w:tr>
+      <w:tr>
+        <w:tc>
+          <w:tcPr>
+            <w:tcW w:w="3212" w:type="dxa"/>
+            <w:tcBorders>
+              <w:left w:val="single" w:sz="4" w:space="0" w:color="000000"/>
+              <w:bottom w:val="single" w:sz="4" w:space="0" w:color="000000"/>
+            </w:tcBorders>
+          </w:tcPr>
+          <w:p>
+            <w:pPr>
+              <w:pStyle w:val="TableContents"/>
+            </w:pPr>
+            <w:r>
+              <w:t>Booking dates cannot be in the past</w:t>
+            </w:r>
+          </w:p>
+        </w:tc>
+        <w:tc>
+          <w:tcPr>
+            <w:tcW w:w="3213" w:type="dxa"/>
+            <w:tcBorders>
+              <w:left w:val="single" w:sz="4" w:space="0" w:color="000000"/>
+              <w:bottom w:val="single" w:sz="4" w:space="0" w:color="000000"/>
+            </w:tcBorders>
+          </w:tcPr>
+          <w:p>
+            <w:pPr>
+              <w:pStyle w:val="TableContents"/>
+            </w:pPr>
+            <w:r>
+              <w:t>Service Layer Validation</w:t>
+            </w:r>
+          </w:p>
+        </w:tc>
+        <w:tc>
+          <w:tcPr>
+            <w:tcW w:w="3213" w:type="dxa"/>
+            <w:tcBorders>
+              <w:left w:val="single" w:sz="4" w:space="0" w:color="000000"/>
+              <w:bottom w:val="single" w:sz="4" w:space="0" w:color="000000"/>
+              <w:right w:val="single" w:sz="4" w:space="0" w:color="000000"/>
+            </w:tcBorders>
+          </w:tcPr>
+          <w:p>
+            <w:pPr>
+              <w:pStyle w:val="TableContents"/>
+            </w:pPr>
+            <w:proofErr w:type="spellStart"/>
+            <w:r>
+              <w:rPr>
+                <w:rFonts w:ascii="Liberation Mono" w:hAnsi="Liberation Mono"/>
+              </w:rPr>
+              <w:t>BookingsService.create</w:t>
+            </w:r>
+            <w:proofErr w:type="spellEnd"/>
+            <w:r>
+              <w:rPr>
+                <w:rFonts w:ascii="Liberation Mono" w:hAnsi="Liberation Mono"/>
+              </w:rPr>
+              <w:t>()</w:t>
+            </w:r>
+            <w:r>
+              <w:t xml:space="preserve"> normalized midnight check</w:t>
+            </w:r>
+          </w:p>
+        </w:tc>
+      </w:tr>
+      <w:tr>
+        <w:tc>
+          <w:tcPr>
+            <w:tcW w:w="3212" w:type="dxa"/>
+            <w:tcBorders>
+              <w:left w:val="single" w:sz="4" w:space="0" w:color="000000"/>
+              <w:bottom w:val="single" w:sz="4" w:space="0" w:color="000000"/>
+            </w:tcBorders>
+          </w:tcPr>
+          <w:p>
+            <w:pPr>
+              <w:pStyle w:val="TableContents"/>
+            </w:pPr>
+            <w:r>
+              <w:t>Cancelled bookings cannot be marked completed</w:t>
+            </w:r>
+          </w:p>
+        </w:tc>
+        <w:tc>
+          <w:tcPr>
+            <w:tcW w:w="3213" w:type="dxa"/>
+            <w:tcBorders>
+              <w:left w:val="single" w:sz="4" w:space="0" w:color="000000"/>
+              <w:bottom w:val="single" w:sz="4" w:space="0" w:color="000000"/>
+            </w:tcBorders>
+          </w:tcPr>
+          <w:p>
+            <w:pPr>
+              <w:pStyle w:val="TableContents"/>
+            </w:pPr>
+            <w:r>
+              <w:t>Service Layer Validation</w:t>
+            </w:r>
+          </w:p>
+        </w:tc>
+        <w:tc>
+          <w:tcPr>
+            <w:tcW w:w="3213" w:type="dxa"/>
+            <w:tcBorders>
+              <w:left w:val="single" w:sz="4" w:space="0" w:color="000000"/>
+              <w:bottom w:val="single" w:sz="4" w:space="0" w:color="000000"/>
+              <w:right w:val="single" w:sz="4" w:space="0" w:color="000000"/>
+            </w:tcBorders>
+          </w:tcPr>
+          <w:p>
+            <w:pPr>
+              <w:pStyle w:val="TableContents"/>
+            </w:pPr>
+            <w:proofErr w:type="spellStart"/>
+            <w:r>
+              <w:rPr>
+                <w:rFonts w:ascii="Liberation Mono" w:hAnsi="Liberation Mono"/>
+              </w:rPr>
+              <w:t>BookingsService.updateStatus</w:t>
+            </w:r>
+            <w:proofErr w:type="spellEnd"/>
+            <w:r>
+              <w:rPr>
+                <w:rFonts w:ascii="Liberation Mono" w:hAnsi="Liberation Mono"/>
+              </w:rPr>
+              <w:t>()</w:t>
+            </w:r>
+            <w:r>
+              <w:t xml:space="preserve"> conditional validation</w:t>
+            </w:r>
+          </w:p>
+        </w:tc>
+      </w:tr>
+      <w:tr>
+        <w:tc>
+          <w:tcPr>
+            <w:tcW w:w="3212" w:type="dxa"/>
+            <w:tcBorders>
+              <w:left w:val="single" w:sz="4" w:space="0" w:color="000000"/>
+              <w:bottom w:val="single" w:sz="4" w:space="0" w:color="000000"/>
+            </w:tcBorders>
+          </w:tcPr>
+          <w:p>
+            <w:pPr>
+              <w:pStyle w:val="TableContents"/>
+            </w:pPr>
+            <w:r>
+              <w:t>Only authenticated users can manage services</w:t>
+            </w:r>
+          </w:p>
+        </w:tc>
+        <w:tc>
+          <w:tcPr>
+            <w:tcW w:w="3213" w:type="dxa"/>
+            <w:tcBorders>
+              <w:left w:val="single" w:sz="4" w:space="0" w:color="000000"/>
+              <w:bottom w:val="single" w:sz="4" w:space="0" w:color="000000"/>
+            </w:tcBorders>
+          </w:tcPr>
+          <w:p>
+            <w:pPr>
+              <w:pStyle w:val="TableContents"/>
+            </w:pPr>
+            <w:r>
+              <w:t>Guard Layer</w:t>
+            </w:r>
+          </w:p>
+        </w:tc>
+        <w:tc>
+          <w:tcPr>
+            <w:tcW w:w="3213" w:type="dxa"/>
+            <w:tcBorders>
+              <w:left w:val="single" w:sz="4" w:space="0" w:color="000000"/>
+              <w:bottom w:val="single" w:sz="4" w:space="0" w:color="000000"/>
+              <w:right w:val="single" w:sz="4" w:space="0" w:color="000000"/>
+            </w:tcBorders>
+          </w:tcPr>
+          <w:p>
+            <w:pPr>
+              <w:pStyle w:val="TableContents"/>
+            </w:pPr>
+            <w:proofErr w:type="spellStart"/>
+            <w:r>
+              <w:rPr>
+                <w:rFonts w:ascii="Liberation Mono" w:hAnsi="Liberation Mono"/>
+              </w:rPr>
+              <w:t>ServicesController</w:t>
+            </w:r>
+            <w:proofErr w:type="spellEnd"/>
+            <w:r>
+              <w:t xml:space="preserve"> class-scoped </w:t>
+            </w:r>
+            <w:r>
+              <w:rPr>
+                <w:rFonts w:ascii="Liberation Mono" w:hAnsi="Liberation Mono"/>
+              </w:rPr>
+              <w:t>@</w:t>
+            </w:r>
+            <w:proofErr w:type="gramStart"/>
+            <w:r>
+              <w:rPr>
+                <w:rFonts w:ascii="Liberation Mono" w:hAnsi="Liberation Mono"/>
+              </w:rPr>
+              <w:t>UseGuards(</w:t>
+            </w:r>
+            <w:proofErr w:type="gramEnd"/>
+            <w:r>
+              <w:rPr>
+                <w:rFonts w:ascii="Liberation Mono" w:hAnsi="Liberation Mono"/>
+              </w:rPr>
+              <w:t>JwtAuthGuard)</w:t>
+            </w:r>
+          </w:p>
+        </w:tc>
+      </w:tr>
+      <w:tr>
+        <w:tc>
+          <w:tcPr>
+            <w:tcW w:w="3212" w:type="dxa"/>
+            <w:tcBorders>
+              <w:left w:val="single" w:sz="4" w:space="0" w:color="000000"/>
+              <w:bottom w:val="single" w:sz="4" w:space="0" w:color="000000"/>
+            </w:tcBorders>
+          </w:tcPr>
+          <w:p>
+            <w:pPr>
+              <w:pStyle w:val="TableContents"/>
+            </w:pPr>
+            <w:r>
+              <w:t>Customers can create bookings without authentication</w:t>
+            </w:r>
+          </w:p>
+        </w:tc>
+        <w:tc>
+          <w:tcPr>
+            <w:tcW w:w="3213" w:type="dxa"/>
+            <w:tcBorders>
+              <w:left w:val="single" w:sz="4" w:space="0" w:color="000000"/>
+              <w:bottom w:val="single" w:sz="4" w:space="0" w:color="000000"/>
+            </w:tcBorders>
+          </w:tcPr>
+          <w:p>
+            <w:pPr>
+              <w:pStyle w:val="TableContents"/>
+            </w:pPr>
+            <w:r>
+              <w:t>Open Route</w:t>
+            </w:r>
+          </w:p>
+        </w:tc>
+        <w:tc>
+          <w:tcPr>
+            <w:tcW w:w="3213" w:type="dxa"/>
+            <w:tcBorders>
+              <w:left w:val="single" w:sz="4" w:space="0" w:color="000000"/>
+              <w:bottom w:val="single" w:sz="4" w:space="0" w:color="000000"/>
+              <w:right w:val="single" w:sz="4" w:space="0" w:color="000000"/>
+            </w:tcBorders>
+          </w:tcPr>
+          <w:p>
+            <w:pPr>
+              <w:pStyle w:val="TableContents"/>
+            </w:pPr>
+            <w:proofErr w:type="spellStart"/>
+            <w:r>
+              <w:rPr>
+                <w:rFonts w:ascii="Liberation Mono" w:hAnsi="Liberation Mono"/>
+              </w:rPr>
+              <w:t>BookingsController.create</w:t>
+            </w:r>
+            <w:proofErr w:type="spellEnd"/>
+            <w:r>
+              <w:rPr>
+                <w:rFonts w:ascii="Liberation Mono" w:hAnsi="Liberation Mono"/>
+              </w:rPr>
+              <w:t>()</w:t>
+            </w:r>
+            <w:r>
+              <w:t xml:space="preserve"> lacks any guard</w:t>
+            </w:r>
+          </w:p>
+        </w:tc>
+      </w:tr>
+      <w:tr>
+        <w:tc>
+          <w:tcPr>
+            <w:tcW w:w="3212" w:type="dxa"/>
+            <w:tcBorders>
+              <w:left w:val="single" w:sz="4" w:space="0" w:color="000000"/>
+              <w:bottom w:val="single" w:sz="4" w:space="0" w:color="000000"/>
+            </w:tcBorders>
+          </w:tcPr>
+          <w:p>
+            <w:pPr>
+              <w:pStyle w:val="TableContents"/>
+            </w:pPr>
+            <w:r>
+              <w:t>Prevent duplicate bookings for same service, date, and time</w:t>
+            </w:r>
+          </w:p>
+        </w:tc>
+        <w:tc>
+          <w:tcPr>
+            <w:tcW w:w="3213" w:type="dxa"/>
+            <w:tcBorders>
+              <w:left w:val="single" w:sz="4" w:space="0" w:color="000000"/>
+              <w:bottom w:val="single" w:sz="4" w:space="0" w:color="000000"/>
+            </w:tcBorders>
+          </w:tcPr>
+          <w:p>
+            <w:pPr>
+              <w:pStyle w:val="TableContents"/>
+            </w:pPr>
+            <w:r>
+              <w:t>Database / Service</w:t>
+            </w:r>
+          </w:p>
+        </w:tc>
+        <w:tc>
+          <w:tcPr>
+            <w:tcW w:w="3213" w:type="dxa"/>
+            <w:tcBorders>
+              <w:left w:val="single" w:sz="4" w:space="0" w:color="000000"/>
+              <w:bottom w:val="single" w:sz="4" w:space="0" w:color="000000"/>
+              <w:right w:val="single" w:sz="4" w:space="0" w:color="000000"/>
+            </w:tcBorders>
+          </w:tcPr>
+          <w:p>
+            <w:pPr>
+              <w:pStyle w:val="TableContents"/>
+            </w:pPr>
+            <w:proofErr w:type="spellStart"/>
+            <w:proofErr w:type="gramStart"/>
+            <w:r>
+              <w:rPr>
+                <w:rFonts w:ascii="Liberation Mono" w:hAnsi="Liberation Mono"/>
+              </w:rPr>
+              <w:t>schema.prisma</w:t>
+            </w:r>
+            <w:proofErr w:type="spellEnd"/>
+            <w:proofErr w:type="gramEnd"/>
+            <w:r>
+              <w:t xml:space="preserve"> unique index + Prisma P2002 error catch</w:t>
+            </w:r>
+          </w:p>
+        </w:tc>
+      </w:tr>
+    </w:tbl>
+    <w:p>
+      <w:pPr>
+        <w:pStyle w:val="BodyText"/>
+      </w:pPr>
     </w:p>
     <w:p>
       <w:pPr>
@@ -1118,9 +3623,9 @@
 <file path=word/numbering.xml><?xml version="1.0" encoding="utf-8"?>
 <w:numbering xmlns:wpc="http://schemas.microsoft.com/office/word/2010/wordprocessingCanvas" xmlns:cx="http://schemas.microsoft.com/office/drawing/2014/chartex" xmlns:cx1="http://schemas.microsoft.com/office/drawing/2015/9/8/chartex" xmlns:cx2="http://schemas.microsoft.com/office/drawing/2015/10/21/chartex" xmlns:cx3="http://schemas.microsoft.com/office/drawing/2016/5/9/chartex" xmlns:cx4="http://schemas.microsoft.com/office/drawing/2016/5/10/chartex" xmlns:cx5="http://schemas.microsoft.com/office/drawing/2016/5/11/chartex" xmlns:cx6="http://schemas.microsoft.com/office/drawing/2016/5/12/chartex" xmlns:cx7="http://schemas.microsoft.com/office/drawing/2016/5/13/chartex" xmlns:cx8="http://schemas.microsoft.com/office/drawing/2016/5/14/chartex" xmlns:mc="http://schemas.openxmlformats.org/markup-compatibility/2006" xmlns:aink="http://schemas.microsoft.com/office/drawing/2016/ink" xmlns:am3d="http://schemas.microsoft.com/office/drawing/2017/model3d" xmlns:o="urn:schemas-microsoft-com:office:office" xmlns:oel="http://schemas.microsoft.com/office/2019/extlst" xmlns:r="http://schemas.openxmlformats.org/officeDocument/2006/relationships" xmlns:m="http://schemas.openxmlformats.org/officeDocument/2006/math" xmlns:v="urn:schemas-microsoft-com:vml" xmlns:wp14="http://schemas.microsoft.com/office/word/2010/wordprocessingDrawing" xmlns:wp="http://schemas.openxmlformats.org/drawingml/2006/wordprocessingDrawing" xmlns:w10="urn:schemas-microsoft-com:office:word" xmlns:w="http://schemas.openxmlformats.org/wordprocessingml/2006/main" xmlns:w14="http://schemas.microsoft.com/office/word/2010/wordml" xmlns:w15="http://schemas.microsoft.com/office/word/2012/wordml" xmlns:w16cex="http://schemas.microsoft.com/office/word/2018/wordml/cex" xmlns:w16cid="http://schemas.microsoft.com/office/word/2016/wordml/cid" xmlns:w16="http://schemas.microsoft.com/office/word/2018/wordml" xmlns:w16du="http://schemas.microsoft.com/office/word/2023/wordml/word16du" xmlns:w16sdtdh="http://schemas.microsoft.com/office/word/2020/wordml/sdtdatahash" xmlns:w16sdtfl="http://schemas.microsoft.com/office/word/2024/wordml/sdtformatlock" xmlns:w16se="http://schemas.microsoft.com/office/word/2015/wordml/symex" xmlns:wpg="http://schemas.microsoft.com/office/word/2010/wordprocessingGroup" xmlns:wpi="http://schemas.microsoft.com/office/word/2010/wordprocessingInk" xmlns:wne="http://schemas.microsoft.com/office/word/2006/wordml" xmlns:wps="http://schemas.microsoft.com/office/word/2010/wordprocessingShape" mc:Ignorable="w14 w15 w16se w16cid w16 w16cex w16sdtdh w16sdtfl w16du wp14">
   <w:abstractNum w:abstractNumId="0" w15:restartNumberingAfterBreak="0">
-    <w:nsid w:val="02B75E95"/>
+    <w:nsid w:val="01B76A5E"/>
     <w:multiLevelType w:val="multilevel"/>
-    <w:tmpl w:val="7A4072DA"/>
+    <w:tmpl w:val="A8BE1F56"/>
     <w:lvl w:ilvl="0">
       <w:start w:val="1"/>
       <w:numFmt w:val="bullet"/>
@@ -1258,9 +3763,9 @@
     </w:lvl>
   </w:abstractNum>
   <w:abstractNum w:abstractNumId="1" w15:restartNumberingAfterBreak="0">
-    <w:nsid w:val="1D102D81"/>
+    <w:nsid w:val="0F1558A7"/>
     <w:multiLevelType w:val="multilevel"/>
-    <w:tmpl w:val="C01A5592"/>
+    <w:tmpl w:val="8F8ED030"/>
     <w:lvl w:ilvl="0">
       <w:start w:val="1"/>
       <w:numFmt w:val="bullet"/>
@@ -1398,9 +3903,709 @@
     </w:lvl>
   </w:abstractNum>
   <w:abstractNum w:abstractNumId="2" w15:restartNumberingAfterBreak="0">
-    <w:nsid w:val="24F2031B"/>
+    <w:nsid w:val="118E19EB"/>
     <w:multiLevelType w:val="multilevel"/>
-    <w:tmpl w:val="C3DE8F48"/>
+    <w:tmpl w:val="EEDE6966"/>
+    <w:lvl w:ilvl="0">
+      <w:start w:val="1"/>
+      <w:numFmt w:val="bullet"/>
+      <w:lvlText w:val=""/>
+      <w:lvlJc w:val="left"/>
+      <w:pPr>
+        <w:tabs>
+          <w:tab w:val="num" w:pos="709"/>
+        </w:tabs>
+        <w:ind w:left="709" w:hanging="283"/>
+      </w:pPr>
+      <w:rPr>
+        <w:rFonts w:ascii="Symbol" w:hAnsi="Symbol" w:cs="Symbol" w:hint="default"/>
+      </w:rPr>
+    </w:lvl>
+    <w:lvl w:ilvl="1">
+      <w:start w:val="1"/>
+      <w:numFmt w:val="bullet"/>
+      <w:lvlText w:val=""/>
+      <w:lvlJc w:val="left"/>
+      <w:pPr>
+        <w:tabs>
+          <w:tab w:val="num" w:pos="1418"/>
+        </w:tabs>
+        <w:ind w:left="1418" w:hanging="283"/>
+      </w:pPr>
+      <w:rPr>
+        <w:rFonts w:ascii="Symbol" w:hAnsi="Symbol" w:cs="Symbol" w:hint="default"/>
+      </w:rPr>
+    </w:lvl>
+    <w:lvl w:ilvl="2">
+      <w:start w:val="1"/>
+      <w:numFmt w:val="bullet"/>
+      <w:lvlText w:val=""/>
+      <w:lvlJc w:val="left"/>
+      <w:pPr>
+        <w:tabs>
+          <w:tab w:val="num" w:pos="2127"/>
+        </w:tabs>
+        <w:ind w:left="2127" w:hanging="283"/>
+      </w:pPr>
+      <w:rPr>
+        <w:rFonts w:ascii="Symbol" w:hAnsi="Symbol" w:cs="Symbol" w:hint="default"/>
+      </w:rPr>
+    </w:lvl>
+    <w:lvl w:ilvl="3">
+      <w:start w:val="1"/>
+      <w:numFmt w:val="bullet"/>
+      <w:lvlText w:val=""/>
+      <w:lvlJc w:val="left"/>
+      <w:pPr>
+        <w:tabs>
+          <w:tab w:val="num" w:pos="2836"/>
+        </w:tabs>
+        <w:ind w:left="2836" w:hanging="283"/>
+      </w:pPr>
+      <w:rPr>
+        <w:rFonts w:ascii="Symbol" w:hAnsi="Symbol" w:cs="Symbol" w:hint="default"/>
+      </w:rPr>
+    </w:lvl>
+    <w:lvl w:ilvl="4">
+      <w:start w:val="1"/>
+      <w:numFmt w:val="bullet"/>
+      <w:lvlText w:val=""/>
+      <w:lvlJc w:val="left"/>
+      <w:pPr>
+        <w:tabs>
+          <w:tab w:val="num" w:pos="3545"/>
+        </w:tabs>
+        <w:ind w:left="3545" w:hanging="283"/>
+      </w:pPr>
+      <w:rPr>
+        <w:rFonts w:ascii="Symbol" w:hAnsi="Symbol" w:cs="Symbol" w:hint="default"/>
+      </w:rPr>
+    </w:lvl>
+    <w:lvl w:ilvl="5">
+      <w:start w:val="1"/>
+      <w:numFmt w:val="bullet"/>
+      <w:lvlText w:val=""/>
+      <w:lvlJc w:val="left"/>
+      <w:pPr>
+        <w:tabs>
+          <w:tab w:val="num" w:pos="4254"/>
+        </w:tabs>
+        <w:ind w:left="4254" w:hanging="283"/>
+      </w:pPr>
+      <w:rPr>
+        <w:rFonts w:ascii="Symbol" w:hAnsi="Symbol" w:cs="Symbol" w:hint="default"/>
+      </w:rPr>
+    </w:lvl>
+    <w:lvl w:ilvl="6">
+      <w:start w:val="1"/>
+      <w:numFmt w:val="bullet"/>
+      <w:lvlText w:val=""/>
+      <w:lvlJc w:val="left"/>
+      <w:pPr>
+        <w:tabs>
+          <w:tab w:val="num" w:pos="4963"/>
+        </w:tabs>
+        <w:ind w:left="4963" w:hanging="283"/>
+      </w:pPr>
+      <w:rPr>
+        <w:rFonts w:ascii="Symbol" w:hAnsi="Symbol" w:cs="Symbol" w:hint="default"/>
+      </w:rPr>
+    </w:lvl>
+    <w:lvl w:ilvl="7">
+      <w:start w:val="1"/>
+      <w:numFmt w:val="bullet"/>
+      <w:lvlText w:val=""/>
+      <w:lvlJc w:val="left"/>
+      <w:pPr>
+        <w:tabs>
+          <w:tab w:val="num" w:pos="5672"/>
+        </w:tabs>
+        <w:ind w:left="5672" w:hanging="283"/>
+      </w:pPr>
+      <w:rPr>
+        <w:rFonts w:ascii="Symbol" w:hAnsi="Symbol" w:cs="Symbol" w:hint="default"/>
+      </w:rPr>
+    </w:lvl>
+    <w:lvl w:ilvl="8">
+      <w:start w:val="1"/>
+      <w:numFmt w:val="bullet"/>
+      <w:lvlText w:val=""/>
+      <w:lvlJc w:val="left"/>
+      <w:pPr>
+        <w:tabs>
+          <w:tab w:val="num" w:pos="6381"/>
+        </w:tabs>
+        <w:ind w:left="6381" w:hanging="283"/>
+      </w:pPr>
+      <w:rPr>
+        <w:rFonts w:ascii="Symbol" w:hAnsi="Symbol" w:cs="Symbol" w:hint="default"/>
+      </w:rPr>
+    </w:lvl>
+  </w:abstractNum>
+  <w:abstractNum w:abstractNumId="3" w15:restartNumberingAfterBreak="0">
+    <w:nsid w:val="1263211B"/>
+    <w:multiLevelType w:val="multilevel"/>
+    <w:tmpl w:val="8800D698"/>
+    <w:lvl w:ilvl="0">
+      <w:start w:val="1"/>
+      <w:numFmt w:val="bullet"/>
+      <w:lvlText w:val=""/>
+      <w:lvlJc w:val="left"/>
+      <w:pPr>
+        <w:tabs>
+          <w:tab w:val="num" w:pos="709"/>
+        </w:tabs>
+        <w:ind w:left="709" w:hanging="283"/>
+      </w:pPr>
+      <w:rPr>
+        <w:rFonts w:ascii="Symbol" w:hAnsi="Symbol" w:cs="Symbol" w:hint="default"/>
+      </w:rPr>
+    </w:lvl>
+    <w:lvl w:ilvl="1">
+      <w:start w:val="1"/>
+      <w:numFmt w:val="bullet"/>
+      <w:lvlText w:val=""/>
+      <w:lvlJc w:val="left"/>
+      <w:pPr>
+        <w:tabs>
+          <w:tab w:val="num" w:pos="1418"/>
+        </w:tabs>
+        <w:ind w:left="1418" w:hanging="283"/>
+      </w:pPr>
+      <w:rPr>
+        <w:rFonts w:ascii="Symbol" w:hAnsi="Symbol" w:cs="Symbol" w:hint="default"/>
+      </w:rPr>
+    </w:lvl>
+    <w:lvl w:ilvl="2">
+      <w:start w:val="1"/>
+      <w:numFmt w:val="bullet"/>
+      <w:lvlText w:val=""/>
+      <w:lvlJc w:val="left"/>
+      <w:pPr>
+        <w:tabs>
+          <w:tab w:val="num" w:pos="2127"/>
+        </w:tabs>
+        <w:ind w:left="2127" w:hanging="283"/>
+      </w:pPr>
+      <w:rPr>
+        <w:rFonts w:ascii="Symbol" w:hAnsi="Symbol" w:cs="Symbol" w:hint="default"/>
+      </w:rPr>
+    </w:lvl>
+    <w:lvl w:ilvl="3">
+      <w:start w:val="1"/>
+      <w:numFmt w:val="bullet"/>
+      <w:lvlText w:val=""/>
+      <w:lvlJc w:val="left"/>
+      <w:pPr>
+        <w:tabs>
+          <w:tab w:val="num" w:pos="2836"/>
+        </w:tabs>
+        <w:ind w:left="2836" w:hanging="283"/>
+      </w:pPr>
+      <w:rPr>
+        <w:rFonts w:ascii="Symbol" w:hAnsi="Symbol" w:cs="Symbol" w:hint="default"/>
+      </w:rPr>
+    </w:lvl>
+    <w:lvl w:ilvl="4">
+      <w:start w:val="1"/>
+      <w:numFmt w:val="bullet"/>
+      <w:lvlText w:val=""/>
+      <w:lvlJc w:val="left"/>
+      <w:pPr>
+        <w:tabs>
+          <w:tab w:val="num" w:pos="3545"/>
+        </w:tabs>
+        <w:ind w:left="3545" w:hanging="283"/>
+      </w:pPr>
+      <w:rPr>
+        <w:rFonts w:ascii="Symbol" w:hAnsi="Symbol" w:cs="Symbol" w:hint="default"/>
+      </w:rPr>
+    </w:lvl>
+    <w:lvl w:ilvl="5">
+      <w:start w:val="1"/>
+      <w:numFmt w:val="bullet"/>
+      <w:lvlText w:val=""/>
+      <w:lvlJc w:val="left"/>
+      <w:pPr>
+        <w:tabs>
+          <w:tab w:val="num" w:pos="4254"/>
+        </w:tabs>
+        <w:ind w:left="4254" w:hanging="283"/>
+      </w:pPr>
+      <w:rPr>
+        <w:rFonts w:ascii="Symbol" w:hAnsi="Symbol" w:cs="Symbol" w:hint="default"/>
+      </w:rPr>
+    </w:lvl>
+    <w:lvl w:ilvl="6">
+      <w:start w:val="1"/>
+      <w:numFmt w:val="bullet"/>
+      <w:lvlText w:val=""/>
+      <w:lvlJc w:val="left"/>
+      <w:pPr>
+        <w:tabs>
+          <w:tab w:val="num" w:pos="4963"/>
+        </w:tabs>
+        <w:ind w:left="4963" w:hanging="283"/>
+      </w:pPr>
+      <w:rPr>
+        <w:rFonts w:ascii="Symbol" w:hAnsi="Symbol" w:cs="Symbol" w:hint="default"/>
+      </w:rPr>
+    </w:lvl>
+    <w:lvl w:ilvl="7">
+      <w:start w:val="1"/>
+      <w:numFmt w:val="bullet"/>
+      <w:lvlText w:val=""/>
+      <w:lvlJc w:val="left"/>
+      <w:pPr>
+        <w:tabs>
+          <w:tab w:val="num" w:pos="5672"/>
+        </w:tabs>
+        <w:ind w:left="5672" w:hanging="283"/>
+      </w:pPr>
+      <w:rPr>
+        <w:rFonts w:ascii="Symbol" w:hAnsi="Symbol" w:cs="Symbol" w:hint="default"/>
+      </w:rPr>
+    </w:lvl>
+    <w:lvl w:ilvl="8">
+      <w:start w:val="1"/>
+      <w:numFmt w:val="bullet"/>
+      <w:lvlText w:val=""/>
+      <w:lvlJc w:val="left"/>
+      <w:pPr>
+        <w:tabs>
+          <w:tab w:val="num" w:pos="6381"/>
+        </w:tabs>
+        <w:ind w:left="6381" w:hanging="283"/>
+      </w:pPr>
+      <w:rPr>
+        <w:rFonts w:ascii="Symbol" w:hAnsi="Symbol" w:cs="Symbol" w:hint="default"/>
+      </w:rPr>
+    </w:lvl>
+  </w:abstractNum>
+  <w:abstractNum w:abstractNumId="4" w15:restartNumberingAfterBreak="0">
+    <w:nsid w:val="23C614DF"/>
+    <w:multiLevelType w:val="multilevel"/>
+    <w:tmpl w:val="E17864DC"/>
+    <w:lvl w:ilvl="0">
+      <w:start w:val="1"/>
+      <w:numFmt w:val="bullet"/>
+      <w:lvlText w:val=""/>
+      <w:lvlJc w:val="left"/>
+      <w:pPr>
+        <w:tabs>
+          <w:tab w:val="num" w:pos="709"/>
+        </w:tabs>
+        <w:ind w:left="709" w:hanging="283"/>
+      </w:pPr>
+      <w:rPr>
+        <w:rFonts w:ascii="Symbol" w:hAnsi="Symbol" w:cs="Symbol" w:hint="default"/>
+      </w:rPr>
+    </w:lvl>
+    <w:lvl w:ilvl="1">
+      <w:start w:val="1"/>
+      <w:numFmt w:val="bullet"/>
+      <w:lvlText w:val=""/>
+      <w:lvlJc w:val="left"/>
+      <w:pPr>
+        <w:tabs>
+          <w:tab w:val="num" w:pos="1418"/>
+        </w:tabs>
+        <w:ind w:left="1418" w:hanging="283"/>
+      </w:pPr>
+      <w:rPr>
+        <w:rFonts w:ascii="Symbol" w:hAnsi="Symbol" w:cs="Symbol" w:hint="default"/>
+      </w:rPr>
+    </w:lvl>
+    <w:lvl w:ilvl="2">
+      <w:start w:val="1"/>
+      <w:numFmt w:val="bullet"/>
+      <w:lvlText w:val=""/>
+      <w:lvlJc w:val="left"/>
+      <w:pPr>
+        <w:tabs>
+          <w:tab w:val="num" w:pos="2127"/>
+        </w:tabs>
+        <w:ind w:left="2127" w:hanging="283"/>
+      </w:pPr>
+      <w:rPr>
+        <w:rFonts w:ascii="Symbol" w:hAnsi="Symbol" w:cs="Symbol" w:hint="default"/>
+      </w:rPr>
+    </w:lvl>
+    <w:lvl w:ilvl="3">
+      <w:start w:val="1"/>
+      <w:numFmt w:val="bullet"/>
+      <w:lvlText w:val=""/>
+      <w:lvlJc w:val="left"/>
+      <w:pPr>
+        <w:tabs>
+          <w:tab w:val="num" w:pos="2836"/>
+        </w:tabs>
+        <w:ind w:left="2836" w:hanging="283"/>
+      </w:pPr>
+      <w:rPr>
+        <w:rFonts w:ascii="Symbol" w:hAnsi="Symbol" w:cs="Symbol" w:hint="default"/>
+      </w:rPr>
+    </w:lvl>
+    <w:lvl w:ilvl="4">
+      <w:start w:val="1"/>
+      <w:numFmt w:val="bullet"/>
+      <w:lvlText w:val=""/>
+      <w:lvlJc w:val="left"/>
+      <w:pPr>
+        <w:tabs>
+          <w:tab w:val="num" w:pos="3545"/>
+        </w:tabs>
+        <w:ind w:left="3545" w:hanging="283"/>
+      </w:pPr>
+      <w:rPr>
+        <w:rFonts w:ascii="Symbol" w:hAnsi="Symbol" w:cs="Symbol" w:hint="default"/>
+      </w:rPr>
+    </w:lvl>
+    <w:lvl w:ilvl="5">
+      <w:start w:val="1"/>
+      <w:numFmt w:val="bullet"/>
+      <w:lvlText w:val=""/>
+      <w:lvlJc w:val="left"/>
+      <w:pPr>
+        <w:tabs>
+          <w:tab w:val="num" w:pos="4254"/>
+        </w:tabs>
+        <w:ind w:left="4254" w:hanging="283"/>
+      </w:pPr>
+      <w:rPr>
+        <w:rFonts w:ascii="Symbol" w:hAnsi="Symbol" w:cs="Symbol" w:hint="default"/>
+      </w:rPr>
+    </w:lvl>
+    <w:lvl w:ilvl="6">
+      <w:start w:val="1"/>
+      <w:numFmt w:val="bullet"/>
+      <w:lvlText w:val=""/>
+      <w:lvlJc w:val="left"/>
+      <w:pPr>
+        <w:tabs>
+          <w:tab w:val="num" w:pos="4963"/>
+        </w:tabs>
+        <w:ind w:left="4963" w:hanging="283"/>
+      </w:pPr>
+      <w:rPr>
+        <w:rFonts w:ascii="Symbol" w:hAnsi="Symbol" w:cs="Symbol" w:hint="default"/>
+      </w:rPr>
+    </w:lvl>
+    <w:lvl w:ilvl="7">
+      <w:start w:val="1"/>
+      <w:numFmt w:val="bullet"/>
+      <w:lvlText w:val=""/>
+      <w:lvlJc w:val="left"/>
+      <w:pPr>
+        <w:tabs>
+          <w:tab w:val="num" w:pos="5672"/>
+        </w:tabs>
+        <w:ind w:left="5672" w:hanging="283"/>
+      </w:pPr>
+      <w:rPr>
+        <w:rFonts w:ascii="Symbol" w:hAnsi="Symbol" w:cs="Symbol" w:hint="default"/>
+      </w:rPr>
+    </w:lvl>
+    <w:lvl w:ilvl="8">
+      <w:start w:val="1"/>
+      <w:numFmt w:val="bullet"/>
+      <w:lvlText w:val=""/>
+      <w:lvlJc w:val="left"/>
+      <w:pPr>
+        <w:tabs>
+          <w:tab w:val="num" w:pos="6381"/>
+        </w:tabs>
+        <w:ind w:left="6381" w:hanging="283"/>
+      </w:pPr>
+      <w:rPr>
+        <w:rFonts w:ascii="Symbol" w:hAnsi="Symbol" w:cs="Symbol" w:hint="default"/>
+      </w:rPr>
+    </w:lvl>
+  </w:abstractNum>
+  <w:abstractNum w:abstractNumId="5" w15:restartNumberingAfterBreak="0">
+    <w:nsid w:val="286C0178"/>
+    <w:multiLevelType w:val="multilevel"/>
+    <w:tmpl w:val="ED2AFEB6"/>
+    <w:lvl w:ilvl="0">
+      <w:start w:val="1"/>
+      <w:numFmt w:val="bullet"/>
+      <w:lvlText w:val=""/>
+      <w:lvlJc w:val="left"/>
+      <w:pPr>
+        <w:tabs>
+          <w:tab w:val="num" w:pos="709"/>
+        </w:tabs>
+        <w:ind w:left="709" w:hanging="283"/>
+      </w:pPr>
+      <w:rPr>
+        <w:rFonts w:ascii="Symbol" w:hAnsi="Symbol" w:cs="Symbol" w:hint="default"/>
+      </w:rPr>
+    </w:lvl>
+    <w:lvl w:ilvl="1">
+      <w:start w:val="1"/>
+      <w:numFmt w:val="bullet"/>
+      <w:lvlText w:val=""/>
+      <w:lvlJc w:val="left"/>
+      <w:pPr>
+        <w:tabs>
+          <w:tab w:val="num" w:pos="1418"/>
+        </w:tabs>
+        <w:ind w:left="1418" w:hanging="283"/>
+      </w:pPr>
+      <w:rPr>
+        <w:rFonts w:ascii="Symbol" w:hAnsi="Symbol" w:cs="Symbol" w:hint="default"/>
+      </w:rPr>
+    </w:lvl>
+    <w:lvl w:ilvl="2">
+      <w:start w:val="1"/>
+      <w:numFmt w:val="bullet"/>
+      <w:lvlText w:val=""/>
+      <w:lvlJc w:val="left"/>
+      <w:pPr>
+        <w:tabs>
+          <w:tab w:val="num" w:pos="2127"/>
+        </w:tabs>
+        <w:ind w:left="2127" w:hanging="283"/>
+      </w:pPr>
+      <w:rPr>
+        <w:rFonts w:ascii="Symbol" w:hAnsi="Symbol" w:cs="Symbol" w:hint="default"/>
+      </w:rPr>
+    </w:lvl>
+    <w:lvl w:ilvl="3">
+      <w:start w:val="1"/>
+      <w:numFmt w:val="bullet"/>
+      <w:lvlText w:val=""/>
+      <w:lvlJc w:val="left"/>
+      <w:pPr>
+        <w:tabs>
+          <w:tab w:val="num" w:pos="2836"/>
+        </w:tabs>
+        <w:ind w:left="2836" w:hanging="283"/>
+      </w:pPr>
+      <w:rPr>
+        <w:rFonts w:ascii="Symbol" w:hAnsi="Symbol" w:cs="Symbol" w:hint="default"/>
+      </w:rPr>
+    </w:lvl>
+    <w:lvl w:ilvl="4">
+      <w:start w:val="1"/>
+      <w:numFmt w:val="bullet"/>
+      <w:lvlText w:val=""/>
+      <w:lvlJc w:val="left"/>
+      <w:pPr>
+        <w:tabs>
+          <w:tab w:val="num" w:pos="3545"/>
+        </w:tabs>
+        <w:ind w:left="3545" w:hanging="283"/>
+      </w:pPr>
+      <w:rPr>
+        <w:rFonts w:ascii="Symbol" w:hAnsi="Symbol" w:cs="Symbol" w:hint="default"/>
+      </w:rPr>
+    </w:lvl>
+    <w:lvl w:ilvl="5">
+      <w:start w:val="1"/>
+      <w:numFmt w:val="bullet"/>
+      <w:lvlText w:val=""/>
+      <w:lvlJc w:val="left"/>
+      <w:pPr>
+        <w:tabs>
+          <w:tab w:val="num" w:pos="4254"/>
+        </w:tabs>
+        <w:ind w:left="4254" w:hanging="283"/>
+      </w:pPr>
+      <w:rPr>
+        <w:rFonts w:ascii="Symbol" w:hAnsi="Symbol" w:cs="Symbol" w:hint="default"/>
+      </w:rPr>
+    </w:lvl>
+    <w:lvl w:ilvl="6">
+      <w:start w:val="1"/>
+      <w:numFmt w:val="bullet"/>
+      <w:lvlText w:val=""/>
+      <w:lvlJc w:val="left"/>
+      <w:pPr>
+        <w:tabs>
+          <w:tab w:val="num" w:pos="4963"/>
+        </w:tabs>
+        <w:ind w:left="4963" w:hanging="283"/>
+      </w:pPr>
+      <w:rPr>
+        <w:rFonts w:ascii="Symbol" w:hAnsi="Symbol" w:cs="Symbol" w:hint="default"/>
+      </w:rPr>
+    </w:lvl>
+    <w:lvl w:ilvl="7">
+      <w:start w:val="1"/>
+      <w:numFmt w:val="bullet"/>
+      <w:lvlText w:val=""/>
+      <w:lvlJc w:val="left"/>
+      <w:pPr>
+        <w:tabs>
+          <w:tab w:val="num" w:pos="5672"/>
+        </w:tabs>
+        <w:ind w:left="5672" w:hanging="283"/>
+      </w:pPr>
+      <w:rPr>
+        <w:rFonts w:ascii="Symbol" w:hAnsi="Symbol" w:cs="Symbol" w:hint="default"/>
+      </w:rPr>
+    </w:lvl>
+    <w:lvl w:ilvl="8">
+      <w:start w:val="1"/>
+      <w:numFmt w:val="bullet"/>
+      <w:lvlText w:val=""/>
+      <w:lvlJc w:val="left"/>
+      <w:pPr>
+        <w:tabs>
+          <w:tab w:val="num" w:pos="6381"/>
+        </w:tabs>
+        <w:ind w:left="6381" w:hanging="283"/>
+      </w:pPr>
+      <w:rPr>
+        <w:rFonts w:ascii="Symbol" w:hAnsi="Symbol" w:cs="Symbol" w:hint="default"/>
+      </w:rPr>
+    </w:lvl>
+  </w:abstractNum>
+  <w:abstractNum w:abstractNumId="6" w15:restartNumberingAfterBreak="0">
+    <w:nsid w:val="2ED43D88"/>
+    <w:multiLevelType w:val="multilevel"/>
+    <w:tmpl w:val="A942B95E"/>
+    <w:lvl w:ilvl="0">
+      <w:start w:val="1"/>
+      <w:numFmt w:val="bullet"/>
+      <w:lvlText w:val=""/>
+      <w:lvlJc w:val="left"/>
+      <w:pPr>
+        <w:tabs>
+          <w:tab w:val="num" w:pos="709"/>
+        </w:tabs>
+        <w:ind w:left="709" w:hanging="283"/>
+      </w:pPr>
+      <w:rPr>
+        <w:rFonts w:ascii="Symbol" w:hAnsi="Symbol" w:cs="Symbol" w:hint="default"/>
+      </w:rPr>
+    </w:lvl>
+    <w:lvl w:ilvl="1">
+      <w:start w:val="1"/>
+      <w:numFmt w:val="bullet"/>
+      <w:lvlText w:val=""/>
+      <w:lvlJc w:val="left"/>
+      <w:pPr>
+        <w:tabs>
+          <w:tab w:val="num" w:pos="1418"/>
+        </w:tabs>
+        <w:ind w:left="1418" w:hanging="283"/>
+      </w:pPr>
+      <w:rPr>
+        <w:rFonts w:ascii="Symbol" w:hAnsi="Symbol" w:cs="Symbol" w:hint="default"/>
+      </w:rPr>
+    </w:lvl>
+    <w:lvl w:ilvl="2">
+      <w:start w:val="1"/>
+      <w:numFmt w:val="bullet"/>
+      <w:lvlText w:val=""/>
+      <w:lvlJc w:val="left"/>
+      <w:pPr>
+        <w:tabs>
+          <w:tab w:val="num" w:pos="2127"/>
+        </w:tabs>
+        <w:ind w:left="2127" w:hanging="283"/>
+      </w:pPr>
+      <w:rPr>
+        <w:rFonts w:ascii="Symbol" w:hAnsi="Symbol" w:cs="Symbol" w:hint="default"/>
+      </w:rPr>
+    </w:lvl>
+    <w:lvl w:ilvl="3">
+      <w:start w:val="1"/>
+      <w:numFmt w:val="bullet"/>
+      <w:lvlText w:val=""/>
+      <w:lvlJc w:val="left"/>
+      <w:pPr>
+        <w:tabs>
+          <w:tab w:val="num" w:pos="2836"/>
+        </w:tabs>
+        <w:ind w:left="2836" w:hanging="283"/>
+      </w:pPr>
+      <w:rPr>
+        <w:rFonts w:ascii="Symbol" w:hAnsi="Symbol" w:cs="Symbol" w:hint="default"/>
+      </w:rPr>
+    </w:lvl>
+    <w:lvl w:ilvl="4">
+      <w:start w:val="1"/>
+      <w:numFmt w:val="bullet"/>
+      <w:lvlText w:val=""/>
+      <w:lvlJc w:val="left"/>
+      <w:pPr>
+        <w:tabs>
+          <w:tab w:val="num" w:pos="3545"/>
+        </w:tabs>
+        <w:ind w:left="3545" w:hanging="283"/>
+      </w:pPr>
+      <w:rPr>
+        <w:rFonts w:ascii="Symbol" w:hAnsi="Symbol" w:cs="Symbol" w:hint="default"/>
+      </w:rPr>
+    </w:lvl>
+    <w:lvl w:ilvl="5">
+      <w:start w:val="1"/>
+      <w:numFmt w:val="bullet"/>
+      <w:lvlText w:val=""/>
+      <w:lvlJc w:val="left"/>
+      <w:pPr>
+        <w:tabs>
+          <w:tab w:val="num" w:pos="4254"/>
+        </w:tabs>
+        <w:ind w:left="4254" w:hanging="283"/>
+      </w:pPr>
+      <w:rPr>
+        <w:rFonts w:ascii="Symbol" w:hAnsi="Symbol" w:cs="Symbol" w:hint="default"/>
+      </w:rPr>
+    </w:lvl>
+    <w:lvl w:ilvl="6">
+      <w:start w:val="1"/>
+      <w:numFmt w:val="bullet"/>
+      <w:lvlText w:val=""/>
+      <w:lvlJc w:val="left"/>
+      <w:pPr>
+        <w:tabs>
+          <w:tab w:val="num" w:pos="4963"/>
+        </w:tabs>
+        <w:ind w:left="4963" w:hanging="283"/>
+      </w:pPr>
+      <w:rPr>
+        <w:rFonts w:ascii="Symbol" w:hAnsi="Symbol" w:cs="Symbol" w:hint="default"/>
+      </w:rPr>
+    </w:lvl>
+    <w:lvl w:ilvl="7">
+      <w:start w:val="1"/>
+      <w:numFmt w:val="bullet"/>
+      <w:lvlText w:val=""/>
+      <w:lvlJc w:val="left"/>
+      <w:pPr>
+        <w:tabs>
+          <w:tab w:val="num" w:pos="5672"/>
+        </w:tabs>
+        <w:ind w:left="5672" w:hanging="283"/>
+      </w:pPr>
+      <w:rPr>
+        <w:rFonts w:ascii="Symbol" w:hAnsi="Symbol" w:cs="Symbol" w:hint="default"/>
+      </w:rPr>
+    </w:lvl>
+    <w:lvl w:ilvl="8">
+      <w:start w:val="1"/>
+      <w:numFmt w:val="bullet"/>
+      <w:lvlText w:val=""/>
+      <w:lvlJc w:val="left"/>
+      <w:pPr>
+        <w:tabs>
+          <w:tab w:val="num" w:pos="6381"/>
+        </w:tabs>
+        <w:ind w:left="6381" w:hanging="283"/>
+      </w:pPr>
+      <w:rPr>
+        <w:rFonts w:ascii="Symbol" w:hAnsi="Symbol" w:cs="Symbol" w:hint="default"/>
+      </w:rPr>
+    </w:lvl>
+  </w:abstractNum>
+  <w:abstractNum w:abstractNumId="7" w15:restartNumberingAfterBreak="0">
+    <w:nsid w:val="303949D5"/>
+    <w:multiLevelType w:val="multilevel"/>
+    <w:tmpl w:val="6CDA5548"/>
     <w:lvl w:ilvl="0">
       <w:start w:val="1"/>
       <w:numFmt w:val="none"/>
@@ -1523,10 +4728,10 @@
       </w:pPr>
     </w:lvl>
   </w:abstractNum>
-  <w:abstractNum w:abstractNumId="3" w15:restartNumberingAfterBreak="0">
-    <w:nsid w:val="3E7B38D6"/>
+  <w:abstractNum w:abstractNumId="8" w15:restartNumberingAfterBreak="0">
+    <w:nsid w:val="514A4C95"/>
     <w:multiLevelType w:val="multilevel"/>
-    <w:tmpl w:val="4852E3A2"/>
+    <w:tmpl w:val="6F5A361A"/>
     <w:lvl w:ilvl="0">
       <w:start w:val="1"/>
       <w:numFmt w:val="bullet"/>
@@ -1663,10 +4868,10 @@
       </w:rPr>
     </w:lvl>
   </w:abstractNum>
-  <w:abstractNum w:abstractNumId="4" w15:restartNumberingAfterBreak="0">
-    <w:nsid w:val="4E5A20AB"/>
+  <w:abstractNum w:abstractNumId="9" w15:restartNumberingAfterBreak="0">
+    <w:nsid w:val="5B55106E"/>
     <w:multiLevelType w:val="multilevel"/>
-    <w:tmpl w:val="EFCAC136"/>
+    <w:tmpl w:val="F3A47D68"/>
     <w:lvl w:ilvl="0">
       <w:start w:val="1"/>
       <w:numFmt w:val="bullet"/>
@@ -1803,10 +5008,10 @@
       </w:rPr>
     </w:lvl>
   </w:abstractNum>
-  <w:abstractNum w:abstractNumId="5" w15:restartNumberingAfterBreak="0">
-    <w:nsid w:val="4E8E744B"/>
+  <w:abstractNum w:abstractNumId="10" w15:restartNumberingAfterBreak="0">
+    <w:nsid w:val="62996306"/>
     <w:multiLevelType w:val="multilevel"/>
-    <w:tmpl w:val="475E7290"/>
+    <w:tmpl w:val="48AE9D26"/>
     <w:lvl w:ilvl="0">
       <w:start w:val="1"/>
       <w:numFmt w:val="bullet"/>
@@ -1943,10 +5148,10 @@
       </w:rPr>
     </w:lvl>
   </w:abstractNum>
-  <w:abstractNum w:abstractNumId="6" w15:restartNumberingAfterBreak="0">
-    <w:nsid w:val="55C70399"/>
+  <w:abstractNum w:abstractNumId="11" w15:restartNumberingAfterBreak="0">
+    <w:nsid w:val="773B702F"/>
     <w:multiLevelType w:val="multilevel"/>
-    <w:tmpl w:val="59D494DC"/>
+    <w:tmpl w:val="0DE2F724"/>
     <w:lvl w:ilvl="0">
       <w:start w:val="1"/>
       <w:numFmt w:val="bullet"/>
@@ -2083,10 +5288,10 @@
       </w:rPr>
     </w:lvl>
   </w:abstractNum>
-  <w:abstractNum w:abstractNumId="7" w15:restartNumberingAfterBreak="0">
-    <w:nsid w:val="6F990CFC"/>
+  <w:abstractNum w:abstractNumId="12" w15:restartNumberingAfterBreak="0">
+    <w:nsid w:val="7B2B01C1"/>
     <w:multiLevelType w:val="multilevel"/>
-    <w:tmpl w:val="919EC9F2"/>
+    <w:tmpl w:val="DE865CAE"/>
     <w:lvl w:ilvl="0">
       <w:start w:val="1"/>
       <w:numFmt w:val="bullet"/>
@@ -2223,29 +5428,44 @@
       </w:rPr>
     </w:lvl>
   </w:abstractNum>
-  <w:num w:numId="1" w16cid:durableId="353194696">
+  <w:num w:numId="1" w16cid:durableId="1107775228">
+    <w:abstractNumId w:val="7"/>
+  </w:num>
+  <w:num w:numId="2" w16cid:durableId="591011085">
+    <w:abstractNumId w:val="8"/>
+  </w:num>
+  <w:num w:numId="3" w16cid:durableId="472716920">
+    <w:abstractNumId w:val="1"/>
+  </w:num>
+  <w:num w:numId="4" w16cid:durableId="1621376911">
     <w:abstractNumId w:val="2"/>
   </w:num>
-  <w:num w:numId="2" w16cid:durableId="1226381868">
-    <w:abstractNumId w:val="7"/>
+  <w:num w:numId="5" w16cid:durableId="1835343109">
+    <w:abstractNumId w:val="5"/>
   </w:num>
-  <w:num w:numId="3" w16cid:durableId="1544441641">
+  <w:num w:numId="6" w16cid:durableId="2142262656">
+    <w:abstractNumId w:val="4"/>
+  </w:num>
+  <w:num w:numId="7" w16cid:durableId="961958037">
+    <w:abstractNumId w:val="9"/>
+  </w:num>
+  <w:num w:numId="8" w16cid:durableId="720788492">
     <w:abstractNumId w:val="0"/>
   </w:num>
-  <w:num w:numId="4" w16cid:durableId="890000611">
+  <w:num w:numId="9" w16cid:durableId="1756247567">
+    <w:abstractNumId w:val="3"/>
+  </w:num>
+  <w:num w:numId="10" w16cid:durableId="1270893410">
     <w:abstractNumId w:val="6"/>
   </w:num>
-  <w:num w:numId="5" w16cid:durableId="786849926">
-    <w:abstractNumId w:val="3"/>
+  <w:num w:numId="11" w16cid:durableId="984431196">
+    <w:abstractNumId w:val="10"/>
   </w:num>
-  <w:num w:numId="6" w16cid:durableId="532771890">
-    <w:abstractNumId w:val="5"/>
+  <w:num w:numId="12" w16cid:durableId="978530715">
+    <w:abstractNumId w:val="11"/>
   </w:num>
-  <w:num w:numId="7" w16cid:durableId="1903783468">
-    <w:abstractNumId w:val="1"/>
-  </w:num>
-  <w:num w:numId="8" w16cid:durableId="916671932">
-    <w:abstractNumId w:val="4"/>
+  <w:num w:numId="13" w16cid:durableId="453913332">
+    <w:abstractNumId w:val="12"/>
   </w:num>
 </w:numbering>
 </file>
